--- a/Session2_ECD_Conformational_Averaging_Handout.docx
+++ b/Session2_ECD_Conformational_Averaging_Handout.docx
@@ -186,7 +186,7 @@
           <w:sz w:val="20"/>
           <w:szCs w:val="20"/>
         </w:rPr>
-        <w:t xml:space="preserve">Run the complete conformer-aware workflow: gas-phase optimization → conformer generation → solvent re-optimization → Boltzmann filtering → TDDFT → weighted spectral averaging.</w:t>
+        <w:t xml:space="preserve">Run the complete conformer-aware workflow: gas-phase optimization -&gt; conformer generation -&gt; solvent re-optimization -&gt; Boltzmann filtering -&gt; TDDFT -&gt; weighted spectral averaging.</w:t>
       </w:r>
     </w:p>
     <w:p>
@@ -277,7 +277,7 @@
           <w:sz w:val="20"/>
           <w:szCs w:val="20"/>
         </w:rPr>
-        <w:t xml:space="preserve">The critical complication for flexible molecules is that different conformers can have different rotatory strengths for the same electronic transition — including opposite signs. This means the Boltzmann-weighted average over all populated conformers can look dramatically different from the ECD of any single conformer. Pescitelli &amp; Bruhn (2016) provide detailed guidelines on this issue.</w:t>
+        <w:t xml:space="preserve">The critical complication for flexible molecules is that different conformers can have different rotatory strengths for the same electronic transition - including opposite signs. This means the Boltzmann-weighted average over all populated conformers can look dramatically different from the ECD of any single conformer. Pescitelli &amp; Bruhn (2016) provide detailed guidelines on this issue.</w:t>
       </w:r>
     </w:p>
     <w:tbl>
@@ -351,7 +351,7 @@
                 <w:sz w:val="19"/>
                 <w:szCs w:val="19"/>
               </w:rPr>
-              <w:t xml:space="preserve">published experimental ECD spectra, and enough conformational flexibility (3–4 rotatable</w:t>
+              <w:t xml:space="preserve">published experimental ECD spectra, and enough conformational flexibility (3-4 rotatable</w:t>
             </w:r>
           </w:p>
           <w:p>
@@ -676,7 +676,7 @@
                 <w:sz w:val="17"/>
                 <w:szCs w:val="17"/>
               </w:rPr>
-              <w:t xml:space="preserve">C    ...  (coordinates)</w:t>
+              <w:t xml:space="preserve">C    ... (coordinates)</w:t>
             </w:r>
           </w:p>
         </w:tc>
@@ -779,7 +779,7 @@
                 <w:sz w:val="19"/>
                 <w:szCs w:val="19"/>
               </w:rPr>
-              <w:t xml:space="preserve">is actually a useful learning moment — you can verify that inverting all signs</w:t>
+              <w:t xml:space="preserve">is actually a useful learning moment - you can verify that inverting all signs</w:t>
             </w:r>
           </w:p>
           <w:p>
@@ -977,7 +977,7 @@
                 <w:sz w:val="17"/>
                 <w:szCs w:val="17"/>
               </w:rPr>
-              <w:t xml:space="preserve">./1_orca_gasopt.sh \</w:t>
+              <w:t xml:space="preserve">./1-orca-init-opt.sh \</w:t>
             </w:r>
           </w:p>
           <w:p>
@@ -1029,7 +1029,7 @@
                 <w:sz w:val="17"/>
                 <w:szCs w:val="17"/>
               </w:rPr>
-              <w:t xml:space="preserve">    --nprocs 4 \</w:t>
+              <w:t xml:space="preserve">    --cpus 4 \</w:t>
             </w:r>
           </w:p>
           <w:p>
@@ -1058,7 +1058,7 @@
           <w:sz w:val="20"/>
           <w:szCs w:val="20"/>
         </w:rPr>
-        <w:t xml:space="preserve">Verify convergence by checking for "THE OPTIMIZATION HAS CONVERGED" in the output file ephedrine/init_opt/ephedrine_opt.out.</w:t>
+        <w:t xml:space="preserve">Verify convergence by checking for "THE OPTIMIZATION HAS CONVERGED" in the output file ephedrine/01_gas_opt/ephedrine.log.</w:t>
       </w:r>
     </w:p>
     <w:p>
@@ -1087,7 +1087,7 @@
           <w:sz w:val="20"/>
           <w:szCs w:val="20"/>
         </w:rPr>
-        <w:t xml:space="preserve">This is where the workflow diverges significantly from Session 1. Ephedrine has several rotatable bonds (the C–N bond, the C–OH bond, and the phenyl-backbone torsion), so Confab should identify multiple distinct conformers.</w:t>
+        <w:t xml:space="preserve">This is where the workflow diverges significantly from Session 1. Ephedrine has several rotatable bonds (the C-N bond, the C-OH bond, and the phenyl-backbone torsion), so Confab should identify multiple distinct conformers.</w:t>
       </w:r>
     </w:p>
     <w:tbl>
@@ -1133,33 +1133,33 @@
                 <w:sz w:val="17"/>
                 <w:szCs w:val="17"/>
               </w:rPr>
-              <w:t xml:space="preserve">./2_confab.sh \</w:t>
-            </w:r>
-          </w:p>
-          <w:p>
-            <w:pPr>
-              <w:spacing w:after="20"/>
-            </w:pPr>
-            <w:r>
-              <w:rPr>
-                <w:rFonts w:ascii="Courier New" w:cs="Courier New" w:eastAsia="Courier New" w:hAnsi="Courier New"/>
-                <w:sz w:val="17"/>
-                <w:szCs w:val="17"/>
-              </w:rPr>
-              <w:t xml:space="preserve">    --ecutoff 10 \</w:t>
-            </w:r>
-          </w:p>
-          <w:p>
-            <w:pPr>
-              <w:spacing w:after="20"/>
-            </w:pPr>
-            <w:r>
-              <w:rPr>
-                <w:rFonts w:ascii="Courier New" w:cs="Courier New" w:eastAsia="Courier New" w:hAnsi="Courier New"/>
-                <w:sz w:val="17"/>
-                <w:szCs w:val="17"/>
-              </w:rPr>
-              <w:t xml:space="preserve">    --max-confs 500 \</w:t>
+              <w:t xml:space="preserve">./2-orca-conf-search.sh \</w:t>
+            </w:r>
+          </w:p>
+          <w:p>
+            <w:pPr>
+              <w:spacing w:after="20"/>
+            </w:pPr>
+            <w:r>
+              <w:rPr>
+                <w:rFonts w:ascii="Courier New" w:cs="Courier New" w:eastAsia="Courier New" w:hAnsi="Courier New"/>
+                <w:sz w:val="17"/>
+                <w:szCs w:val="17"/>
+              </w:rPr>
+              <w:t xml:space="preserve">    --ecut 10 \</w:t>
+            </w:r>
+          </w:p>
+          <w:p>
+            <w:pPr>
+              <w:spacing w:after="20"/>
+            </w:pPr>
+            <w:r>
+              <w:rPr>
+                <w:rFonts w:ascii="Courier New" w:cs="Courier New" w:eastAsia="Courier New" w:hAnsi="Courier New"/>
+                <w:sz w:val="17"/>
+                <w:szCs w:val="17"/>
+              </w:rPr>
+              <w:t xml:space="preserve">    --conf 500 \</w:t>
             </w:r>
           </w:p>
           <w:p>
@@ -1234,7 +1234,7 @@
                 <w:sz w:val="17"/>
                 <w:szCs w:val="17"/>
               </w:rPr>
-              <w:t xml:space="preserve">ls ephedrine/conf_init_opt/split_xyz/*.xyz | wc -l</w:t>
+              <w:t xml:space="preserve">ls ephedrine/02_conf_search/split_xyz/*.xyz | wc -l</w:t>
             </w:r>
           </w:p>
         </w:tc>
@@ -1324,7 +1324,7 @@
                 <w:sz w:val="19"/>
                 <w:szCs w:val="19"/>
               </w:rPr>
-              <w:t xml:space="preserve">(e.g., from 50 conformers down to 5–8 populated ones) is typical and illustrates why</w:t>
+              <w:t xml:space="preserve">(e.g., from 50 conformers down to 5-8 populated ones) is typical and illustrates why</w:t>
             </w:r>
           </w:p>
           <w:p>
@@ -1337,7 +1337,7 @@
                 <w:sz w:val="19"/>
                 <w:szCs w:val="19"/>
               </w:rPr>
-              <w:t xml:space="preserve">Boltzmann weighting is essential — most conformers contribute negligibly to the spectrum.</w:t>
+              <w:t xml:space="preserve">Boltzmann weighting is essential - most conformers contribute negligibly to the spectrum.</w:t>
             </w:r>
           </w:p>
         </w:tc>
@@ -1484,7 +1484,7 @@
                 <w:sz w:val="17"/>
                 <w:szCs w:val="17"/>
               </w:rPr>
-              <w:t xml:space="preserve">./3_orca_solventopt.sh \</w:t>
+              <w:t xml:space="preserve">./4-orca-solvent-opt.sh \</w:t>
             </w:r>
           </w:p>
           <w:p>
@@ -1536,33 +1536,33 @@
                 <w:sz w:val="17"/>
                 <w:szCs w:val="17"/>
               </w:rPr>
-              <w:t xml:space="preserve">    --solv-model CPCM \</w:t>
-            </w:r>
-          </w:p>
-          <w:p>
-            <w:pPr>
-              <w:spacing w:after="20"/>
-            </w:pPr>
-            <w:r>
-              <w:rPr>
-                <w:rFonts w:ascii="Courier New" w:cs="Courier New" w:eastAsia="Courier New" w:hAnsi="Courier New"/>
-                <w:sz w:val="17"/>
-                <w:szCs w:val="17"/>
-              </w:rPr>
-              <w:t xml:space="preserve">    --solvent WATER \</w:t>
-            </w:r>
-          </w:p>
-          <w:p>
-            <w:pPr>
-              <w:spacing w:after="20"/>
-            </w:pPr>
-            <w:r>
-              <w:rPr>
-                <w:rFonts w:ascii="Courier New" w:cs="Courier New" w:eastAsia="Courier New" w:hAnsi="Courier New"/>
-                <w:sz w:val="17"/>
-                <w:szCs w:val="17"/>
-              </w:rPr>
-              <w:t xml:space="preserve">    --nprocs 4 \</w:t>
+              <w:t xml:space="preserve">    \</w:t>
+            </w:r>
+          </w:p>
+          <w:p>
+            <w:pPr>
+              <w:spacing w:after="20"/>
+            </w:pPr>
+            <w:r>
+              <w:rPr>
+                <w:rFonts w:ascii="Courier New" w:cs="Courier New" w:eastAsia="Courier New" w:hAnsi="Courier New"/>
+                <w:sz w:val="17"/>
+                <w:szCs w:val="17"/>
+              </w:rPr>
+              <w:t xml:space="preserve">    --solvent water \</w:t>
+            </w:r>
+          </w:p>
+          <w:p>
+            <w:pPr>
+              <w:spacing w:after="20"/>
+            </w:pPr>
+            <w:r>
+              <w:rPr>
+                <w:rFonts w:ascii="Courier New" w:cs="Courier New" w:eastAsia="Courier New" w:hAnsi="Courier New"/>
+                <w:sz w:val="17"/>
+                <w:szCs w:val="17"/>
+              </w:rPr>
+              <w:t xml:space="preserve">    --cpus 4 \</w:t>
             </w:r>
           </w:p>
           <w:p>
@@ -1665,7 +1665,7 @@
                 <w:sz w:val="19"/>
                 <w:szCs w:val="19"/>
               </w:rPr>
-              <w:t xml:space="preserve">with ~10–50 conformers at the B3LYP/def2-SVP level, this typically takes 30–60 minutes</w:t>
+              <w:t xml:space="preserve">with ~10-50 conformers at the B3LYP/def2-SVP level, this typically takes 30-60 minutes</w:t>
             </w:r>
           </w:p>
           <w:p>
@@ -1769,7 +1769,7 @@
                 <w:sz w:val="17"/>
                 <w:szCs w:val="17"/>
               </w:rPr>
-              <w:t xml:space="preserve">./4_boltzmann_filter.sh \</w:t>
+              <w:t xml:space="preserve">./5-orca-boltzmann-weight.sh \</w:t>
             </w:r>
           </w:p>
           <w:p>
@@ -1795,7 +1795,7 @@
                 <w:sz w:val="17"/>
                 <w:szCs w:val="17"/>
               </w:rPr>
-              <w:t xml:space="preserve">    --thresh 0.01 \</w:t>
+              <w:t xml:space="preserve">    --p-cut 0.01 \</w:t>
             </w:r>
           </w:p>
           <w:p>
@@ -1870,7 +1870,7 @@
                 <w:sz w:val="17"/>
                 <w:szCs w:val="17"/>
               </w:rPr>
-              <w:t xml:space="preserve">cat ephedrine/bw_results/ephedrine_filtered.dat</w:t>
+              <w:t xml:space="preserve">cat ephedrine/04_boltzmann/ephedrine_bw_labels.dat</w:t>
             </w:r>
           </w:p>
         </w:tc>
@@ -3169,20 +3169,20 @@
                 <w:sz w:val="17"/>
                 <w:szCs w:val="17"/>
               </w:rPr>
-              <w:t xml:space="preserve">./5_orca_tddft.sh \</w:t>
-            </w:r>
-          </w:p>
-          <w:p>
-            <w:pPr>
-              <w:spacing w:after="20"/>
-            </w:pPr>
-            <w:r>
-              <w:rPr>
-                <w:rFonts w:ascii="Courier New" w:cs="Courier New" w:eastAsia="Courier New" w:hAnsi="Courier New"/>
-                <w:sz w:val="17"/>
-                <w:szCs w:val="17"/>
-              </w:rPr>
-              <w:t xml:space="preserve">    --func wB97X-D3 \</w:t>
+              <w:t xml:space="preserve">./6-orca-ecd.sh \</w:t>
+            </w:r>
+          </w:p>
+          <w:p>
+            <w:pPr>
+              <w:spacing w:after="20"/>
+            </w:pPr>
+            <w:r>
+              <w:rPr>
+                <w:rFonts w:ascii="Courier New" w:cs="Courier New" w:eastAsia="Courier New" w:hAnsi="Courier New"/>
+                <w:sz w:val="17"/>
+                <w:szCs w:val="17"/>
+              </w:rPr>
+              <w:t xml:space="preserve">    --method wB97X-D3 \</w:t>
             </w:r>
           </w:p>
           <w:p>
@@ -3208,46 +3208,46 @@
                 <w:sz w:val="17"/>
                 <w:szCs w:val="17"/>
               </w:rPr>
-              <w:t xml:space="preserve">    --solv-model CPCM \</w:t>
-            </w:r>
-          </w:p>
-          <w:p>
-            <w:pPr>
-              <w:spacing w:after="20"/>
-            </w:pPr>
-            <w:r>
-              <w:rPr>
-                <w:rFonts w:ascii="Courier New" w:cs="Courier New" w:eastAsia="Courier New" w:hAnsi="Courier New"/>
-                <w:sz w:val="17"/>
-                <w:szCs w:val="17"/>
-              </w:rPr>
-              <w:t xml:space="preserve">    --solvent WATER \</w:t>
-            </w:r>
-          </w:p>
-          <w:p>
-            <w:pPr>
-              <w:spacing w:after="20"/>
-            </w:pPr>
-            <w:r>
-              <w:rPr>
-                <w:rFonts w:ascii="Courier New" w:cs="Courier New" w:eastAsia="Courier New" w:hAnsi="Courier New"/>
-                <w:sz w:val="17"/>
-                <w:szCs w:val="17"/>
-              </w:rPr>
-              <w:t xml:space="preserve">    --nroots 30 \</w:t>
-            </w:r>
-          </w:p>
-          <w:p>
-            <w:pPr>
-              <w:spacing w:after="20"/>
-            </w:pPr>
-            <w:r>
-              <w:rPr>
-                <w:rFonts w:ascii="Courier New" w:cs="Courier New" w:eastAsia="Courier New" w:hAnsi="Courier New"/>
-                <w:sz w:val="17"/>
-                <w:szCs w:val="17"/>
-              </w:rPr>
-              <w:t xml:space="preserve">    --nprocs 4 \</w:t>
+              <w:t xml:space="preserve">    \</w:t>
+            </w:r>
+          </w:p>
+          <w:p>
+            <w:pPr>
+              <w:spacing w:after="20"/>
+            </w:pPr>
+            <w:r>
+              <w:rPr>
+                <w:rFonts w:ascii="Courier New" w:cs="Courier New" w:eastAsia="Courier New" w:hAnsi="Courier New"/>
+                <w:sz w:val="17"/>
+                <w:szCs w:val="17"/>
+              </w:rPr>
+              <w:t xml:space="preserve">    --solvent water \</w:t>
+            </w:r>
+          </w:p>
+          <w:p>
+            <w:pPr>
+              <w:spacing w:after="20"/>
+            </w:pPr>
+            <w:r>
+              <w:rPr>
+                <w:rFonts w:ascii="Courier New" w:cs="Courier New" w:eastAsia="Courier New" w:hAnsi="Courier New"/>
+                <w:sz w:val="17"/>
+                <w:szCs w:val="17"/>
+              </w:rPr>
+              <w:t xml:space="preserve">    --roots 30 \</w:t>
+            </w:r>
+          </w:p>
+          <w:p>
+            <w:pPr>
+              <w:spacing w:after="20"/>
+            </w:pPr>
+            <w:r>
+              <w:rPr>
+                <w:rFonts w:ascii="Courier New" w:cs="Courier New" w:eastAsia="Courier New" w:hAnsi="Courier New"/>
+                <w:sz w:val="17"/>
+                <w:szCs w:val="17"/>
+              </w:rPr>
+              <w:t xml:space="preserve">    --cpus 4 \</w:t>
             </w:r>
           </w:p>
           <w:p>
@@ -3276,7 +3276,7 @@
           <w:sz w:val="20"/>
           <w:szCs w:val="20"/>
         </w:rPr>
-        <w:t xml:space="preserve">We increase --nroots to 30 because ECD spectra often have features across a wider wavelength range than UV-Vis, and we want to capture transitions deep into the UV region.</w:t>
+        <w:t xml:space="preserve">We increase --roots to 30 because ECD spectra often have features across a wider wavelength range than UV-Vis, and we want to capture transitions deep into the UV region.</w:t>
       </w:r>
     </w:p>
     <w:p>
@@ -3292,7 +3292,7 @@
           <w:sz w:val="24"/>
           <w:szCs w:val="24"/>
         </w:rPr>
-        <w:t xml:space="preserve">Stage 6: Extract Spectral Data</w:t>
+        <w:t xml:space="preserve">Plotting: Generate ECD and UV-Vis Spectra</w:t>
       </w:r>
     </w:p>
     <w:tbl>
@@ -3338,7 +3338,7 @@
                 <w:sz w:val="17"/>
                 <w:szCs w:val="17"/>
               </w:rPr>
-              <w:t xml:space="preserve">./6_data_extract_ecd.sh molecules.txt</w:t>
+              <w:t xml:space="preserve">python3 or_ecd_uvvis_tools.py ephedrine/05_ecd/**/*.log --bw ephedrine/04_boltzmann/ephedrine_energies.dat --outdir ephedrine --stick --xlim 190 350</w:t>
             </w:r>
           </w:p>
         </w:tc>
@@ -3354,7 +3354,7 @@
           <w:sz w:val="20"/>
           <w:szCs w:val="20"/>
         </w:rPr>
-        <w:t xml:space="preserve">This extracts CD spectra in both length and velocity gauges, plus absorption data.</w:t>
+        <w:t xml:space="preserve">The Python plotting tool parses ORCA TDDFT output files, applies Boltzmann weighting, performs Gaussian broadening, and produces both ECD and UV-Vis plots (PNG/PDF) plus CSV data tables in one step. It extracts CD spectra in both length and velocity gauges.</w:t>
       </w:r>
     </w:p>
     <w:tbl>
@@ -3428,7 +3428,7 @@
                 <w:sz w:val="19"/>
                 <w:szCs w:val="19"/>
               </w:rPr>
-              <w:t xml:space="preserve">in the extracted data files (spec_data/spec_data_ephedrine/). Large discrepancies</w:t>
+              <w:t xml:space="preserve">in the extracted data files (05_ecd/ephedrine/). Large discrepancies</w:t>
             </w:r>
           </w:p>
           <w:p>
@@ -3486,7 +3486,7 @@
           <w:sz w:val="24"/>
           <w:szCs w:val="24"/>
         </w:rPr>
-        <w:t xml:space="preserve">Stage 7: Boltzmann-Weight the Spectra</w:t>
+        <w:t xml:space="preserve"> </w:t>
       </w:r>
     </w:p>
     <w:tbl>
@@ -3532,7 +3532,7 @@
                 <w:sz w:val="17"/>
                 <w:szCs w:val="17"/>
               </w:rPr>
-              <w:t xml:space="preserve">./7_spectra_prep_ecd.sh molecules.txt</w:t>
+              <w:t xml:space="preserve"> </w:t>
             </w:r>
           </w:p>
         </w:tc>
@@ -3564,7 +3564,7 @@
           <w:sz w:val="24"/>
           <w:szCs w:val="24"/>
         </w:rPr>
-        <w:t xml:space="preserve">Stage 8: Plot the ECD and UV-Vis Spectra</w:t>
+        <w:t xml:space="preserve"> </w:t>
       </w:r>
     </w:p>
     <w:p>
@@ -3577,7 +3577,7 @@
           <w:sz w:val="20"/>
           <w:szCs w:val="20"/>
         </w:rPr>
-        <w:t xml:space="preserve">Generate the Boltzmann-weighted, Gaussian-broadened ECD spectrum:</w:t>
+        <w:t xml:space="preserve"> </w:t>
       </w:r>
     </w:p>
     <w:tbl>
@@ -3623,59 +3623,59 @@
                 <w:sz w:val="17"/>
                 <w:szCs w:val="17"/>
               </w:rPr>
-              <w:t xml:space="preserve">python3 8_plot_ecd_uvvis.py \</w:t>
-            </w:r>
-          </w:p>
-          <w:p>
-            <w:pPr>
-              <w:spacing w:after="20"/>
-            </w:pPr>
-            <w:r>
-              <w:rPr>
-                <w:rFonts w:ascii="Courier New" w:cs="Courier New" w:eastAsia="Courier New" w:hAnsi="Courier New"/>
-                <w:sz w:val="17"/>
-                <w:szCs w:val="17"/>
-              </w:rPr>
-              <w:t xml:space="preserve">    --type ecd \</w:t>
-            </w:r>
-          </w:p>
-          <w:p>
-            <w:pPr>
-              <w:spacing w:after="20"/>
-            </w:pPr>
-            <w:r>
-              <w:rPr>
-                <w:rFonts w:ascii="Courier New" w:cs="Courier New" w:eastAsia="Courier New" w:hAnsi="Courier New"/>
-                <w:sz w:val="17"/>
-                <w:szCs w:val="17"/>
-              </w:rPr>
-              <w:t xml:space="preserve">    --directories spectra_input/spec_input_ephedrine/ecd \</w:t>
-            </w:r>
-          </w:p>
-          <w:p>
-            <w:pPr>
-              <w:spacing w:after="20"/>
-            </w:pPr>
-            <w:r>
-              <w:rPr>
-                <w:rFonts w:ascii="Courier New" w:cs="Courier New" w:eastAsia="Courier New" w:hAnsi="Courier New"/>
-                <w:sz w:val="17"/>
-                <w:szCs w:val="17"/>
-              </w:rPr>
-              <w:t xml:space="preserve">    --fwhm 0.3 \</w:t>
-            </w:r>
-          </w:p>
-          <w:p>
-            <w:pPr>
-              <w:spacing w:after="20"/>
-            </w:pPr>
-            <w:r>
-              <w:rPr>
-                <w:rFonts w:ascii="Courier New" w:cs="Courier New" w:eastAsia="Courier New" w:hAnsi="Courier New"/>
-                <w:sz w:val="17"/>
-                <w:szCs w:val="17"/>
-              </w:rPr>
-              <w:t xml:space="preserve">    --xmin 190 --xmax 320</w:t>
+              <w:t xml:space="preserve"> </w:t>
+            </w:r>
+          </w:p>
+          <w:p>
+            <w:pPr>
+              <w:spacing w:after="20"/>
+            </w:pPr>
+            <w:r>
+              <w:rPr>
+                <w:rFonts w:ascii="Courier New" w:cs="Courier New" w:eastAsia="Courier New" w:hAnsi="Courier New"/>
+                <w:sz w:val="17"/>
+                <w:szCs w:val="17"/>
+              </w:rPr>
+              <w:t xml:space="preserve">  \</w:t>
+            </w:r>
+          </w:p>
+          <w:p>
+            <w:pPr>
+              <w:spacing w:after="20"/>
+            </w:pPr>
+            <w:r>
+              <w:rPr>
+                <w:rFonts w:ascii="Courier New" w:cs="Courier New" w:eastAsia="Courier New" w:hAnsi="Courier New"/>
+                <w:sz w:val="17"/>
+                <w:szCs w:val="17"/>
+              </w:rPr>
+              <w:t xml:space="preserve">  \</w:t>
+            </w:r>
+          </w:p>
+          <w:p>
+            <w:pPr>
+              <w:spacing w:after="20"/>
+            </w:pPr>
+            <w:r>
+              <w:rPr>
+                <w:rFonts w:ascii="Courier New" w:cs="Courier New" w:eastAsia="Courier New" w:hAnsi="Courier New"/>
+                <w:sz w:val="17"/>
+                <w:szCs w:val="17"/>
+              </w:rPr>
+              <w:t xml:space="preserve">    \</w:t>
+            </w:r>
+          </w:p>
+          <w:p>
+            <w:pPr>
+              <w:spacing w:after="20"/>
+            </w:pPr>
+            <w:r>
+              <w:rPr>
+                <w:rFonts w:ascii="Courier New" w:cs="Courier New" w:eastAsia="Courier New" w:hAnsi="Courier New"/>
+                <w:sz w:val="17"/>
+                <w:szCs w:val="17"/>
+              </w:rPr>
+              <w:t xml:space="preserve">   </w:t>
             </w:r>
           </w:p>
         </w:tc>
@@ -3691,7 +3691,7 @@
           <w:sz w:val="20"/>
           <w:szCs w:val="20"/>
         </w:rPr>
-        <w:t xml:space="preserve">And the UV-Vis absorption spectrum:</w:t>
+        <w:t xml:space="preserve"> </w:t>
       </w:r>
     </w:p>
     <w:tbl>
@@ -3737,59 +3737,59 @@
                 <w:sz w:val="17"/>
                 <w:szCs w:val="17"/>
               </w:rPr>
-              <w:t xml:space="preserve">python3 8_plot_ecd_uvvis.py \</w:t>
-            </w:r>
-          </w:p>
-          <w:p>
-            <w:pPr>
-              <w:spacing w:after="20"/>
-            </w:pPr>
-            <w:r>
-              <w:rPr>
-                <w:rFonts w:ascii="Courier New" w:cs="Courier New" w:eastAsia="Courier New" w:hAnsi="Courier New"/>
-                <w:sz w:val="17"/>
-                <w:szCs w:val="17"/>
-              </w:rPr>
-              <w:t xml:space="preserve">    --type uv \</w:t>
-            </w:r>
-          </w:p>
-          <w:p>
-            <w:pPr>
-              <w:spacing w:after="20"/>
-            </w:pPr>
-            <w:r>
-              <w:rPr>
-                <w:rFonts w:ascii="Courier New" w:cs="Courier New" w:eastAsia="Courier New" w:hAnsi="Courier New"/>
-                <w:sz w:val="17"/>
-                <w:szCs w:val="17"/>
-              </w:rPr>
-              <w:t xml:space="preserve">    --directories spectra_input/spec_input_ephedrine/uv_vis \</w:t>
-            </w:r>
-          </w:p>
-          <w:p>
-            <w:pPr>
-              <w:spacing w:after="20"/>
-            </w:pPr>
-            <w:r>
-              <w:rPr>
-                <w:rFonts w:ascii="Courier New" w:cs="Courier New" w:eastAsia="Courier New" w:hAnsi="Courier New"/>
-                <w:sz w:val="17"/>
-                <w:szCs w:val="17"/>
-              </w:rPr>
-              <w:t xml:space="preserve">    --fwhm 0.3 \</w:t>
-            </w:r>
-          </w:p>
-          <w:p>
-            <w:pPr>
-              <w:spacing w:after="20"/>
-            </w:pPr>
-            <w:r>
-              <w:rPr>
-                <w:rFonts w:ascii="Courier New" w:cs="Courier New" w:eastAsia="Courier New" w:hAnsi="Courier New"/>
-                <w:sz w:val="17"/>
-                <w:szCs w:val="17"/>
-              </w:rPr>
-              <w:t xml:space="preserve">    --xmin 190 --xmax 320</w:t>
+              <w:t xml:space="preserve"> </w:t>
+            </w:r>
+          </w:p>
+          <w:p>
+            <w:pPr>
+              <w:spacing w:after="20"/>
+            </w:pPr>
+            <w:r>
+              <w:rPr>
+                <w:rFonts w:ascii="Courier New" w:cs="Courier New" w:eastAsia="Courier New" w:hAnsi="Courier New"/>
+                <w:sz w:val="17"/>
+                <w:szCs w:val="17"/>
+              </w:rPr>
+              <w:t xml:space="preserve">  \</w:t>
+            </w:r>
+          </w:p>
+          <w:p>
+            <w:pPr>
+              <w:spacing w:after="20"/>
+            </w:pPr>
+            <w:r>
+              <w:rPr>
+                <w:rFonts w:ascii="Courier New" w:cs="Courier New" w:eastAsia="Courier New" w:hAnsi="Courier New"/>
+                <w:sz w:val="17"/>
+                <w:szCs w:val="17"/>
+              </w:rPr>
+              <w:t xml:space="preserve">  \</w:t>
+            </w:r>
+          </w:p>
+          <w:p>
+            <w:pPr>
+              <w:spacing w:after="20"/>
+            </w:pPr>
+            <w:r>
+              <w:rPr>
+                <w:rFonts w:ascii="Courier New" w:cs="Courier New" w:eastAsia="Courier New" w:hAnsi="Courier New"/>
+                <w:sz w:val="17"/>
+                <w:szCs w:val="17"/>
+              </w:rPr>
+              <w:t xml:space="preserve">    \</w:t>
+            </w:r>
+          </w:p>
+          <w:p>
+            <w:pPr>
+              <w:spacing w:after="20"/>
+            </w:pPr>
+            <w:r>
+              <w:rPr>
+                <w:rFonts w:ascii="Courier New" w:cs="Courier New" w:eastAsia="Courier New" w:hAnsi="Courier New"/>
+                <w:sz w:val="17"/>
+                <w:szCs w:val="17"/>
+              </w:rPr>
+              <w:t xml:space="preserve">   </w:t>
             </w:r>
           </w:p>
         </w:tc>
@@ -3892,7 +3892,7 @@
                 <w:sz w:val="19"/>
                 <w:szCs w:val="19"/>
               </w:rPr>
-              <w:t xml:space="preserve">The absolute magnitudes are less important than getting the sign pattern correct —</w:t>
+              <w:t xml:space="preserve">The absolute magnitudes are less important than getting the sign pattern correct -</w:t>
             </w:r>
           </w:p>
           <w:p>
@@ -4038,7 +4038,7 @@
                 <w:sz w:val="17"/>
                 <w:szCs w:val="17"/>
               </w:rPr>
-              <w:t xml:space="preserve">cat ephedrine/bw_results/ephedrine_filtered.dat</w:t>
+              <w:t xml:space="preserve">cat ephedrine/04_boltzmann/ephedrine_bw_labels.dat</w:t>
             </w:r>
           </w:p>
           <w:p>
@@ -4077,46 +4077,46 @@
                 <w:sz w:val="17"/>
                 <w:szCs w:val="17"/>
               </w:rPr>
-              <w:t xml:space="preserve">python3 8_plot_ecd_uvvis.py \</w:t>
-            </w:r>
-          </w:p>
-          <w:p>
-            <w:pPr>
-              <w:spacing w:after="20"/>
-            </w:pPr>
-            <w:r>
-              <w:rPr>
-                <w:rFonts w:ascii="Courier New" w:cs="Courier New" w:eastAsia="Courier New" w:hAnsi="Courier New"/>
-                <w:sz w:val="17"/>
-                <w:szCs w:val="17"/>
-              </w:rPr>
-              <w:t xml:space="preserve">    --type ecd \</w:t>
-            </w:r>
-          </w:p>
-          <w:p>
-            <w:pPr>
-              <w:spacing w:after="20"/>
-            </w:pPr>
-            <w:r>
-              <w:rPr>
-                <w:rFonts w:ascii="Courier New" w:cs="Courier New" w:eastAsia="Courier New" w:hAnsi="Courier New"/>
-                <w:sz w:val="17"/>
-                <w:szCs w:val="17"/>
-              </w:rPr>
-              <w:t xml:space="preserve">    --directories spectra_input/spec_input_ephedrine/ecd \</w:t>
-            </w:r>
-          </w:p>
-          <w:p>
-            <w:pPr>
-              <w:spacing w:after="20"/>
-            </w:pPr>
-            <w:r>
-              <w:rPr>
-                <w:rFonts w:ascii="Courier New" w:cs="Courier New" w:eastAsia="Courier New" w:hAnsi="Courier New"/>
-                <w:sz w:val="17"/>
-                <w:szCs w:val="17"/>
-              </w:rPr>
-              <w:t xml:space="preserve">    --fwhm 0.3 --xmin 190 --xmax 320</w:t>
+              <w:t xml:space="preserve"> </w:t>
+            </w:r>
+          </w:p>
+          <w:p>
+            <w:pPr>
+              <w:spacing w:after="20"/>
+            </w:pPr>
+            <w:r>
+              <w:rPr>
+                <w:rFonts w:ascii="Courier New" w:cs="Courier New" w:eastAsia="Courier New" w:hAnsi="Courier New"/>
+                <w:sz w:val="17"/>
+                <w:szCs w:val="17"/>
+              </w:rPr>
+              <w:t xml:space="preserve">  \</w:t>
+            </w:r>
+          </w:p>
+          <w:p>
+            <w:pPr>
+              <w:spacing w:after="20"/>
+            </w:pPr>
+            <w:r>
+              <w:rPr>
+                <w:rFonts w:ascii="Courier New" w:cs="Courier New" w:eastAsia="Courier New" w:hAnsi="Courier New"/>
+                <w:sz w:val="17"/>
+                <w:szCs w:val="17"/>
+              </w:rPr>
+              <w:t xml:space="preserve">  \</w:t>
+            </w:r>
+          </w:p>
+          <w:p>
+            <w:pPr>
+              <w:spacing w:after="20"/>
+            </w:pPr>
+            <w:r>
+              <w:rPr>
+                <w:rFonts w:ascii="Courier New" w:cs="Courier New" w:eastAsia="Courier New" w:hAnsi="Courier New"/>
+                <w:sz w:val="17"/>
+                <w:szCs w:val="17"/>
+              </w:rPr>
+              <w:t xml:space="preserve">   </w:t>
             </w:r>
           </w:p>
         </w:tc>
@@ -4132,7 +4132,7 @@
           <w:sz w:val="20"/>
           <w:szCs w:val="20"/>
         </w:rPr>
-        <w:t xml:space="preserve">To isolate a single conformer's contribution, you can temporarily move all other .dat files out of the ecd/ directory and re-run the plotting script, or create a separate directory containing only that conformer's file.</w:t>
+        <w:t xml:space="preserve">To isolate a single conformer's contribution, you can temporarily move all other .dat files out of the 05_ecd/ directory and re-run the plotting script, or create a separate directory containing only that conformer's file.</w:t>
       </w:r>
     </w:p>
     <w:tbl>
@@ -4289,7 +4289,7 @@
                 <w:sz w:val="17"/>
                 <w:szCs w:val="17"/>
               </w:rPr>
-              <w:t xml:space="preserve">./2_confab.sh --ecutoff 3 --max-confs 500 molecules.txt</w:t>
+              <w:t xml:space="preserve">./2-orca-conf-search.sh --ecut 3 --conf 500 molecules.txt</w:t>
             </w:r>
           </w:p>
         </w:tc>
@@ -4305,7 +4305,7 @@
           <w:sz w:val="20"/>
           <w:szCs w:val="20"/>
         </w:rPr>
-        <w:t xml:space="preserve">Then re-run Stages 3–8 with this reduced conformer set. Compare the resulting ECD spectrum to your baseline (10 kcal/mol cutoff) result.</w:t>
+        <w:t xml:space="preserve">Then re-run Stages 3-8 with this reduced conformer set. Compare the resulting ECD spectrum to your baseline (10 kcal/mol cutoff) result.</w:t>
       </w:r>
     </w:p>
     <w:tbl>
@@ -4462,7 +4462,7 @@
                 <w:sz w:val="17"/>
                 <w:szCs w:val="17"/>
               </w:rPr>
-              <w:t xml:space="preserve">./4_boltzmann_filter.sh --thresh 0.05 molecules.txt</w:t>
+              <w:t xml:space="preserve">./5-orca-boltzmann-weight.sh --p-cut 0.05 molecules.txt</w:t>
             </w:r>
           </w:p>
           <w:p>
@@ -4501,7 +4501,7 @@
                 <w:sz w:val="17"/>
                 <w:szCs w:val="17"/>
               </w:rPr>
-              <w:t xml:space="preserve">./4_boltzmann_filter.sh --thresh 0.001 molecules.txt</w:t>
+              <w:t xml:space="preserve">./5-orca-boltzmann-weight.sh --p-cut 0.001 molecules.txt</w:t>
             </w:r>
           </w:p>
         </w:tc>
@@ -4517,7 +4517,7 @@
           <w:sz w:val="20"/>
           <w:szCs w:val="20"/>
         </w:rPr>
-        <w:t xml:space="preserve">Re-run Stages 5–8 for each threshold and compare the resulting ECD spectra. At what threshold does the spectrum stop changing?</w:t>
+        <w:t xml:space="preserve">Re-run Stages 5-8 for each threshold and compare the resulting ECD spectra. At what threshold does the spectrum stop changing?</w:t>
       </w:r>
     </w:p>
     <w:p>
@@ -4595,7 +4595,7 @@
           <w:sz w:val="20"/>
           <w:szCs w:val="20"/>
         </w:rPr>
-        <w:t xml:space="preserve">Band positions: TDDFT excitation energies are typically accurate to within 0.2–0.4 eV, so expect wavelength shifts of 10–30 nm compared to experiment.</w:t>
+        <w:t xml:space="preserve">Band positions: TDDFT excitation energies are typically accurate to within 0.2-0.4 eV, so expect wavelength shifts of 10-30 nm compared to experiment.</w:t>
       </w:r>
     </w:p>
     <w:p>
@@ -4798,7 +4798,7 @@
           <w:sz w:val="20"/>
           <w:szCs w:val="20"/>
         </w:rPr>
-        <w:t xml:space="preserve">Compile your results into a short report (2–3 pages) that includes:</w:t>
+        <w:t xml:space="preserve">Compile your results into a short report (2-3 pages) that includes:</w:t>
       </w:r>
     </w:p>
     <w:p>
@@ -4927,7 +4927,7 @@
           <w:sz w:val="19"/>
           <w:szCs w:val="19"/>
         </w:rPr>
-        <w:t xml:space="preserve">Pescitelli, G.; Bruhn, T. Good Computational Practice in the Assignment of Absolute Configurations by TDDFT Calculations of ECD Spectra. Chirality 2016, 28, 466–474.</w:t>
+        <w:t xml:space="preserve">Pescitelli, G.; Bruhn, T. Good Computational Practice in the Assignment of Absolute Configurations by TDDFT Calculations of ECD Spectra. Chirality 2016, 28, 466-474.</w:t>
       </w:r>
     </w:p>
     <w:p>
@@ -4945,7 +4945,7 @@
           <w:sz w:val="19"/>
           <w:szCs w:val="19"/>
         </w:rPr>
-        <w:t xml:space="preserve">Pescitelli, G.; Di Bari, L.; Berova, N. Conformational Aspects in the Studies of Organic Compounds by Electronic Circular Dichroism. Chem. Soc. Rev. 2011, 40, 4603–4625.</w:t>
+        <w:t xml:space="preserve">Pescitelli, G.; Di Bari, L.; Berova, N. Conformational Aspects in the Studies of Organic Compounds by Electronic Circular Dichroism. Chem. Soc. Rev. 2011, 40, 4603-4625.</w:t>
       </w:r>
     </w:p>
     <w:p>
@@ -4963,7 +4963,7 @@
           <w:sz w:val="19"/>
           <w:szCs w:val="19"/>
         </w:rPr>
-        <w:t xml:space="preserve">Laurent, A. D.; Jacquemin, D. TD-DFT Benchmarks: A Review. Int. J. Quantum Chem. 2013, 113, 2019–2039.</w:t>
+        <w:t xml:space="preserve">Laurent, A. D.; Jacquemin, D. TD-DFT Benchmarks: A Review. Int. J. Quantum Chem. 2013, 113, 2019-2039.</w:t>
       </w:r>
     </w:p>
     <w:p>
@@ -5029,7 +5029,7 @@
                 <w:sz w:val="19"/>
                 <w:szCs w:val="19"/>
               </w:rPr>
-              <w:t xml:space="preserve">Script 1: ./1_orca_gasopt.sh [--method --basis --disp --nprocs] molecules.txt</w:t>
+              <w:t xml:space="preserve">Stage 1: ./1-orca-init-opt.sh [--method --basis --disp --cpus] molecules.txt</w:t>
             </w:r>
           </w:p>
           <w:p>
@@ -5042,7 +5042,7 @@
                 <w:sz w:val="19"/>
                 <w:szCs w:val="19"/>
               </w:rPr>
-              <w:t xml:space="preserve">Script 2: ./2_confab.sh [--ecutoff --max-confs] molecules.txt</w:t>
+              <w:t xml:space="preserve">Stage 2: ./2-orca-conf-search.sh [--ecut --conf] molecules.txt</w:t>
             </w:r>
           </w:p>
           <w:p>
@@ -5055,7 +5055,7 @@
                 <w:sz w:val="19"/>
                 <w:szCs w:val="19"/>
               </w:rPr>
-              <w:t xml:space="preserve">Script 3: ./3_orca_solventopt.sh [--method --basis --disp --solv-model --solvent --nprocs] molecules.txt</w:t>
+              <w:t xml:space="preserve">Stage 4: ./4-orca-solvent-opt.sh [--method --basis --disp --solvent --cpus] molecules.txt</w:t>
             </w:r>
           </w:p>
           <w:p>
@@ -5068,7 +5068,7 @@
                 <w:sz w:val="19"/>
                 <w:szCs w:val="19"/>
               </w:rPr>
-              <w:t xml:space="preserve">Script 4: ./4_boltzmann_filter.sh [--temp --thresh] molecules.txt</w:t>
+              <w:t xml:space="preserve">Stage 5: ./5-orca-boltzmann-weight.sh [--temp --p-cut] molecules.txt</w:t>
             </w:r>
           </w:p>
           <w:p>
@@ -5081,7 +5081,7 @@
                 <w:sz w:val="19"/>
                 <w:szCs w:val="19"/>
               </w:rPr>
-              <w:t xml:space="preserve">Script 5: ./5_orca_tddft.sh [--func --basis --disp --solv-model --solvent --nroots --nprocs] molecules.txt</w:t>
+              <w:t xml:space="preserve">Stage 6: ./6-orca-ecd.sh [--method --basis --disp --solvent --roots --cpus] molecules.txt</w:t>
             </w:r>
           </w:p>
           <w:p>
@@ -5094,7 +5094,7 @@
                 <w:sz w:val="19"/>
                 <w:szCs w:val="19"/>
               </w:rPr>
-              <w:t xml:space="preserve">Script 6: ./6_data_extract_ecd.sh molecules.txt</w:t>
+              <w:t xml:space="preserve">Plot:  </w:t>
             </w:r>
           </w:p>
           <w:p>
@@ -5107,7 +5107,7 @@
                 <w:sz w:val="19"/>
                 <w:szCs w:val="19"/>
               </w:rPr>
-              <w:t xml:space="preserve">Script 7: ./7_spectra_prep_ecd.sh molecules.txt</w:t>
+              <w:t xml:space="preserve">Plot:  </w:t>
             </w:r>
           </w:p>
           <w:p>
@@ -5120,7 +5120,7 @@
                 <w:sz w:val="19"/>
                 <w:szCs w:val="19"/>
               </w:rPr>
-              <w:t xml:space="preserve">Script 8 (ECD): python3 8_plot_ecd_uvvis.py --type ecd --directories &lt;path&gt; --fwhm 0.3</w:t>
+              <w:t xml:space="preserve">Plot (ECD): python3 or_ecd_uvvis_tools.py ephedrine/05_ecd/**/*.log --bw ephedrine/04_boltzmann/ephedrine_energies.dat --outdir ephedrine --stick</w:t>
             </w:r>
           </w:p>
           <w:p>
@@ -5133,7 +5133,7 @@
                 <w:sz w:val="19"/>
                 <w:szCs w:val="19"/>
               </w:rPr>
-              <w:t xml:space="preserve">Script 8 (UV):  python3 8_plot_ecd_uvvis.py --type uv --directories &lt;path&gt; --fwhm 0.3</w:t>
+              <w:t xml:space="preserve">Plot (UV):  python3 or_ecd_uvvis_tools.py ephedrine/05_ecd/**/*.log --bw ephedrine/04_boltzmann/ephedrine_energies.dat --outdir ephedrine --stick</w:t>
             </w:r>
           </w:p>
         </w:tc>

--- a/Session2_ECD_Conformational_Averaging_Handout.docx
+++ b/Session2_ECD_Conformational_Averaging_Handout.docx
@@ -1536,7 +1536,7 @@
                 <w:sz w:val="17"/>
                 <w:szCs w:val="17"/>
               </w:rPr>
-              <w:t xml:space="preserve">    \</w:t>
+              <w:t xml:space="preserve">    --grid 3 \</w:t>
             </w:r>
           </w:p>
           <w:p>
@@ -3208,7 +3208,7 @@
                 <w:sz w:val="17"/>
                 <w:szCs w:val="17"/>
               </w:rPr>
-              <w:t xml:space="preserve">    \</w:t>
+              <w:t xml:space="preserve">    --grid 3 \</w:t>
             </w:r>
           </w:p>
           <w:p>
@@ -3475,18 +3475,15 @@
     </w:tbl>
     <w:p>
       <w:pPr>
-        <w:pStyle w:val="Heading2"/>
-        <w:spacing w:before="280" w:after="120"/>
-      </w:pPr>
-      <w:r>
-        <w:rPr>
-          <w:rFonts w:ascii="Arial" w:cs="Arial" w:eastAsia="Arial" w:hAnsi="Arial"/>
-          <w:b/>
-          <w:bCs/>
-          <w:sz w:val="24"/>
-          <w:szCs w:val="24"/>
-        </w:rPr>
-        <w:t xml:space="preserve"> </w:t>
+        <w:spacing w:after="120"/>
+      </w:pPr>
+      <w:r>
+        <w:rPr>
+          <w:rFonts w:ascii="Arial" w:cs="Arial" w:eastAsia="Arial" w:hAnsi="Arial"/>
+          <w:sz w:val="20"/>
+          <w:szCs w:val="20"/>
+        </w:rPr>
+        <w:t xml:space="preserve">This step multiplies each conformer's stick spectrum by its Boltzmann probability. Unlike Session 1 where there was a single conformer at 100% weight, here the weighting step actually changes the spectrum. Conformers with large populations contribute more to the final averaged spectrum.</w:t>
       </w:r>
     </w:p>
     <w:tbl>
@@ -3514,7 +3511,7 @@
               <w:bottom w:val="single" w:color="AAAAAA" w:sz="1"/>
               <w:right w:val="single" w:color="AAAAAA" w:sz="1"/>
             </w:tcBorders>
-            <w:shd w:fill="F2F2F2" w:val="clear"/>
+            <w:shd w:fill="D4EDDA" w:val="clear"/>
             <w:tcMar>
               <w:top w:type="dxa" w:w="80"/>
               <w:left w:type="dxa" w:w="160"/>
@@ -3524,15 +3521,82 @@
           </w:tcPr>
           <w:p>
             <w:pPr>
-              <w:spacing w:after="20"/>
-            </w:pPr>
-            <w:r>
-              <w:rPr>
-                <w:rFonts w:ascii="Courier New" w:cs="Courier New" w:eastAsia="Courier New" w:hAnsi="Courier New"/>
-                <w:sz w:val="17"/>
-                <w:szCs w:val="17"/>
-              </w:rPr>
-              <w:t xml:space="preserve"> </w:t>
+              <w:spacing w:after="60"/>
+            </w:pPr>
+            <w:r>
+              <w:rPr>
+                <w:rFonts w:ascii="Arial" w:cs="Arial" w:eastAsia="Arial" w:hAnsi="Arial"/>
+                <w:b/>
+                <w:bCs/>
+                <w:sz w:val="20"/>
+                <w:szCs w:val="20"/>
+              </w:rPr>
+              <w:t xml:space="preserve">Interpreting your ECD spectrum</w:t>
+            </w:r>
+          </w:p>
+          <w:p>
+            <w:pPr>
+              <w:spacing w:after="40"/>
+            </w:pPr>
+            <w:r>
+              <w:rPr>
+                <w:rFonts w:ascii="Arial" w:cs="Arial" w:eastAsia="Arial" w:hAnsi="Arial"/>
+                <w:sz w:val="19"/>
+                <w:szCs w:val="19"/>
+              </w:rPr>
+              <w:t xml:space="preserve">Look for the pattern of positive and negative bands (Cotton effects).</w:t>
+            </w:r>
+          </w:p>
+          <w:p>
+            <w:pPr>
+              <w:spacing w:after="40"/>
+            </w:pPr>
+            <w:r>
+              <w:rPr>
+                <w:rFonts w:ascii="Arial" w:cs="Arial" w:eastAsia="Arial" w:hAnsi="Arial"/>
+                <w:sz w:val="19"/>
+                <w:szCs w:val="19"/>
+              </w:rPr>
+              <w:t xml:space="preserve">The sign pattern should match the experimental ECD spectrum of (1R,2S)-ephedrine.</w:t>
+            </w:r>
+          </w:p>
+          <w:p>
+            <w:pPr>
+              <w:spacing w:after="40"/>
+            </w:pPr>
+            <w:r>
+              <w:rPr>
+                <w:rFonts w:ascii="Arial" w:cs="Arial" w:eastAsia="Arial" w:hAnsi="Arial"/>
+                <w:sz w:val="19"/>
+                <w:szCs w:val="19"/>
+              </w:rPr>
+              <w:t xml:space="preserve">If the signs are systematically inverted, you may have built the wrong enantiomer.</w:t>
+            </w:r>
+          </w:p>
+          <w:p>
+            <w:pPr>
+              <w:spacing w:after="40"/>
+            </w:pPr>
+            <w:r>
+              <w:rPr>
+                <w:rFonts w:ascii="Arial" w:cs="Arial" w:eastAsia="Arial" w:hAnsi="Arial"/>
+                <w:sz w:val="19"/>
+                <w:szCs w:val="19"/>
+              </w:rPr>
+              <w:t xml:space="preserve">The absolute magnitudes are less important than getting the sign pattern correct -</w:t>
+            </w:r>
+          </w:p>
+          <w:p>
+            <w:pPr>
+              <w:spacing w:after="40"/>
+            </w:pPr>
+            <w:r>
+              <w:rPr>
+                <w:rFonts w:ascii="Arial" w:cs="Arial" w:eastAsia="Arial" w:hAnsi="Arial"/>
+                <w:sz w:val="19"/>
+                <w:szCs w:val="19"/>
+              </w:rPr>
+              <w:t xml:space="preserve">agreement in the sign pattern is what confirms the absolute configuration.</w:t>
             </w:r>
           </w:p>
         </w:tc>
@@ -3540,6 +3604,22 @@
     </w:tbl>
     <w:p>
       <w:pPr>
+        <w:pStyle w:val="Heading1"/>
+        <w:spacing w:before="360" w:after="160"/>
+      </w:pPr>
+      <w:r>
+        <w:rPr>
+          <w:rFonts w:ascii="Arial" w:cs="Arial" w:eastAsia="Arial" w:hAnsi="Arial"/>
+          <w:b/>
+          <w:bCs/>
+          <w:sz w:val="28"/>
+          <w:szCs w:val="28"/>
+        </w:rPr>
+        <w:t xml:space="preserve">Part 3: Exploring the Impact of Conformational Sampling</w:t>
+      </w:r>
+    </w:p>
+    <w:p>
+      <w:pPr>
         <w:spacing w:after="120"/>
       </w:pPr>
       <w:r>
@@ -3548,7 +3628,7 @@
           <w:sz w:val="20"/>
           <w:szCs w:val="20"/>
         </w:rPr>
-        <w:t xml:space="preserve">This step multiplies each conformer's stick spectrum by its Boltzmann probability. Unlike Session 1 where there was a single conformer at 100% weight, here the weighting step actually changes the spectrum. Conformers with large populations contribute more to the final averaged spectrum.</w:t>
+        <w:t xml:space="preserve">The most important lesson of this session is that the ECD spectrum of a flexible molecule is not the spectrum of any single conformer but the population-weighted average of all of them. In this section you will explore how sensitive the final spectrum is to the conformer ensemble.</w:t>
       </w:r>
     </w:p>
     <w:p>
@@ -3564,7 +3644,7 @@
           <w:sz w:val="24"/>
           <w:szCs w:val="24"/>
         </w:rPr>
-        <w:t xml:space="preserve"> </w:t>
+        <w:t xml:space="preserve">Exercise 3.1: Single Conformer vs. Full Ensemble</w:t>
       </w:r>
     </w:p>
     <w:p>
@@ -3577,7 +3657,20 @@
           <w:sz w:val="20"/>
           <w:szCs w:val="20"/>
         </w:rPr>
-        <w:t xml:space="preserve"> </w:t>
+        <w:t xml:space="preserve">To see how much the Boltzmann averaging matters, compare the ECD spectrum of just the lowest-energy conformer to the full weighted average you computed in Part 2.</w:t>
+      </w:r>
+    </w:p>
+    <w:p>
+      <w:pPr>
+        <w:spacing w:after="120"/>
+      </w:pPr>
+      <w:r>
+        <w:rPr>
+          <w:rFonts w:ascii="Arial" w:cs="Arial" w:eastAsia="Arial" w:hAnsi="Arial"/>
+          <w:sz w:val="20"/>
+          <w:szCs w:val="20"/>
+        </w:rPr>
+        <w:t xml:space="preserve">Look at your filtered Boltzmann data to identify the lowest-energy conformer (the one with the highest probability). Then plot its individual ECD data:</w:t>
       </w:r>
     </w:p>
     <w:tbl>
@@ -3623,6 +3716,58 @@
                 <w:sz w:val="17"/>
                 <w:szCs w:val="17"/>
               </w:rPr>
+              <w:t xml:space="preserve"># Identify the dominant conformer (replace confN with the actual label)</w:t>
+            </w:r>
+          </w:p>
+          <w:p>
+            <w:pPr>
+              <w:spacing w:after="20"/>
+            </w:pPr>
+            <w:r>
+              <w:rPr>
+                <w:rFonts w:ascii="Courier New" w:cs="Courier New" w:eastAsia="Courier New" w:hAnsi="Courier New"/>
+                <w:sz w:val="17"/>
+                <w:szCs w:val="17"/>
+              </w:rPr>
+              <w:t xml:space="preserve">cat ephedrine/04_boltzmann/ephedrine_bw_labels.dat</w:t>
+            </w:r>
+          </w:p>
+          <w:p>
+            <w:pPr>
+              <w:spacing w:after="20"/>
+            </w:pPr>
+            <w:r>
+              <w:rPr>
+                <w:rFonts w:ascii="Courier New" w:cs="Courier New" w:eastAsia="Courier New" w:hAnsi="Courier New"/>
+                <w:sz w:val="17"/>
+                <w:szCs w:val="17"/>
+              </w:rPr>
+              <w:t xml:space="preserve"/>
+            </w:r>
+          </w:p>
+          <w:p>
+            <w:pPr>
+              <w:spacing w:after="20"/>
+            </w:pPr>
+            <w:r>
+              <w:rPr>
+                <w:rFonts w:ascii="Courier New" w:cs="Courier New" w:eastAsia="Courier New" w:hAnsi="Courier New"/>
+                <w:sz w:val="17"/>
+                <w:szCs w:val="17"/>
+              </w:rPr>
+              <w:t xml:space="preserve"># Plot just that one conformer's ECD</w:t>
+            </w:r>
+          </w:p>
+          <w:p>
+            <w:pPr>
+              <w:spacing w:after="20"/>
+            </w:pPr>
+            <w:r>
+              <w:rPr>
+                <w:rFonts w:ascii="Courier New" w:cs="Courier New" w:eastAsia="Courier New" w:hAnsi="Courier New"/>
+                <w:sz w:val="17"/>
+                <w:szCs w:val="17"/>
+              </w:rPr>
               <w:t xml:space="preserve"> </w:t>
             </w:r>
           </w:p>
@@ -3650,19 +3795,6 @@
                 <w:szCs w:val="17"/>
               </w:rPr>
               <w:t xml:space="preserve">  \</w:t>
-            </w:r>
-          </w:p>
-          <w:p>
-            <w:pPr>
-              <w:spacing w:after="20"/>
-            </w:pPr>
-            <w:r>
-              <w:rPr>
-                <w:rFonts w:ascii="Courier New" w:cs="Courier New" w:eastAsia="Courier New" w:hAnsi="Courier New"/>
-                <w:sz w:val="17"/>
-                <w:szCs w:val="17"/>
-              </w:rPr>
-              <w:t xml:space="preserve">    \</w:t>
             </w:r>
           </w:p>
           <w:p>
@@ -3691,7 +3823,7 @@
           <w:sz w:val="20"/>
           <w:szCs w:val="20"/>
         </w:rPr>
-        <w:t xml:space="preserve"> </w:t>
+        <w:t xml:space="preserve">To isolate a single conformer's contribution, you can temporarily move all other .dat files out of the 05_ecd/ directory and re-run the plotting script, or create a separate directory containing only that conformer's file.</w:t>
       </w:r>
     </w:p>
     <w:tbl>
@@ -3719,7 +3851,7 @@
               <w:bottom w:val="single" w:color="AAAAAA" w:sz="1"/>
               <w:right w:val="single" w:color="AAAAAA" w:sz="1"/>
             </w:tcBorders>
-            <w:shd w:fill="F2F2F2" w:val="clear"/>
+            <w:shd w:fill="E8DAEF" w:val="clear"/>
             <w:tcMar>
               <w:top w:type="dxa" w:w="80"/>
               <w:left w:type="dxa" w:w="160"/>
@@ -3729,72 +3861,69 @@
           </w:tcPr>
           <w:p>
             <w:pPr>
-              <w:spacing w:after="20"/>
-            </w:pPr>
-            <w:r>
-              <w:rPr>
-                <w:rFonts w:ascii="Courier New" w:cs="Courier New" w:eastAsia="Courier New" w:hAnsi="Courier New"/>
-                <w:sz w:val="17"/>
-                <w:szCs w:val="17"/>
-              </w:rPr>
-              <w:t xml:space="preserve"> </w:t>
-            </w:r>
-          </w:p>
-          <w:p>
-            <w:pPr>
-              <w:spacing w:after="20"/>
-            </w:pPr>
-            <w:r>
-              <w:rPr>
-                <w:rFonts w:ascii="Courier New" w:cs="Courier New" w:eastAsia="Courier New" w:hAnsi="Courier New"/>
-                <w:sz w:val="17"/>
-                <w:szCs w:val="17"/>
-              </w:rPr>
-              <w:t xml:space="preserve">  \</w:t>
-            </w:r>
-          </w:p>
-          <w:p>
-            <w:pPr>
-              <w:spacing w:after="20"/>
-            </w:pPr>
-            <w:r>
-              <w:rPr>
-                <w:rFonts w:ascii="Courier New" w:cs="Courier New" w:eastAsia="Courier New" w:hAnsi="Courier New"/>
-                <w:sz w:val="17"/>
-                <w:szCs w:val="17"/>
-              </w:rPr>
-              <w:t xml:space="preserve">  \</w:t>
-            </w:r>
-          </w:p>
-          <w:p>
-            <w:pPr>
-              <w:spacing w:after="20"/>
-            </w:pPr>
-            <w:r>
-              <w:rPr>
-                <w:rFonts w:ascii="Courier New" w:cs="Courier New" w:eastAsia="Courier New" w:hAnsi="Courier New"/>
-                <w:sz w:val="17"/>
-                <w:szCs w:val="17"/>
-              </w:rPr>
-              <w:t xml:space="preserve">    \</w:t>
-            </w:r>
-          </w:p>
-          <w:p>
-            <w:pPr>
-              <w:spacing w:after="20"/>
-            </w:pPr>
-            <w:r>
-              <w:rPr>
-                <w:rFonts w:ascii="Courier New" w:cs="Courier New" w:eastAsia="Courier New" w:hAnsi="Courier New"/>
-                <w:sz w:val="17"/>
-                <w:szCs w:val="17"/>
-              </w:rPr>
-              <w:t xml:space="preserve">   </w:t>
+              <w:spacing w:after="60"/>
+            </w:pPr>
+            <w:r>
+              <w:rPr>
+                <w:rFonts w:ascii="Arial" w:cs="Arial" w:eastAsia="Arial" w:hAnsi="Arial"/>
+                <w:b/>
+                <w:bCs/>
+                <w:sz w:val="20"/>
+                <w:szCs w:val="20"/>
+              </w:rPr>
+              <w:t xml:space="preserve">Discussion Question 3:</w:t>
+            </w:r>
+          </w:p>
+          <w:p>
+            <w:pPr>
+              <w:spacing w:after="40"/>
+            </w:pPr>
+            <w:r>
+              <w:rPr>
+                <w:rFonts w:ascii="Arial" w:cs="Arial" w:eastAsia="Arial" w:hAnsi="Arial"/>
+                <w:sz w:val="19"/>
+                <w:szCs w:val="19"/>
+              </w:rPr>
+              <w:t xml:space="preserve">Compare the single-conformer ECD spectrum to the full Boltzmann-averaged spectrum. Are there bands that change sign between the two? What does this tell you about the danger of computing an ECD spectrum from only the lowest-energy conformer?</w:t>
             </w:r>
           </w:p>
         </w:tc>
       </w:tr>
     </w:tbl>
+    <w:p>
+      <w:pPr>
+        <w:spacing w:after="80"/>
+      </w:pPr>
+    </w:p>
+    <w:p>
+      <w:pPr>
+        <w:pStyle w:val="Heading2"/>
+        <w:spacing w:before="280" w:after="120"/>
+      </w:pPr>
+      <w:r>
+        <w:rPr>
+          <w:rFonts w:ascii="Arial" w:cs="Arial" w:eastAsia="Arial" w:hAnsi="Arial"/>
+          <w:b/>
+          <w:bCs/>
+          <w:sz w:val="24"/>
+          <w:szCs w:val="24"/>
+        </w:rPr>
+        <w:t xml:space="preserve">Exercise 3.2: Effect of Energy Cutoff</w:t>
+      </w:r>
+    </w:p>
+    <w:p>
+      <w:pPr>
+        <w:spacing w:after="120"/>
+      </w:pPr>
+      <w:r>
+        <w:rPr>
+          <w:rFonts w:ascii="Arial" w:cs="Arial" w:eastAsia="Arial" w:hAnsi="Arial"/>
+          <w:sz w:val="20"/>
+          <w:szCs w:val="20"/>
+        </w:rPr>
+        <w:t xml:space="preserve">Re-run the conformer generation (Stage 2) with a tighter energy cutoff to see how restricting the conformer pool affects the averaged ECD spectrum.</w:t>
+      </w:r>
+    </w:p>
     <w:tbl>
       <w:tblPr>
         <w:tblW w:type="dxa" w:w="9360"/>
@@ -3820,7 +3949,7 @@
               <w:bottom w:val="single" w:color="AAAAAA" w:sz="1"/>
               <w:right w:val="single" w:color="AAAAAA" w:sz="1"/>
             </w:tcBorders>
-            <w:shd w:fill="D4EDDA" w:val="clear"/>
+            <w:shd w:fill="F2F2F2" w:val="clear"/>
             <w:tcMar>
               <w:top w:type="dxa" w:w="80"/>
               <w:left w:type="dxa" w:w="160"/>
@@ -3830,82 +3959,28 @@
           </w:tcPr>
           <w:p>
             <w:pPr>
-              <w:spacing w:after="60"/>
-            </w:pPr>
-            <w:r>
-              <w:rPr>
-                <w:rFonts w:ascii="Arial" w:cs="Arial" w:eastAsia="Arial" w:hAnsi="Arial"/>
-                <w:b/>
-                <w:bCs/>
-                <w:sz w:val="20"/>
-                <w:szCs w:val="20"/>
-              </w:rPr>
-              <w:t xml:space="preserve">Interpreting your ECD spectrum</w:t>
-            </w:r>
-          </w:p>
-          <w:p>
-            <w:pPr>
-              <w:spacing w:after="40"/>
-            </w:pPr>
-            <w:r>
-              <w:rPr>
-                <w:rFonts w:ascii="Arial" w:cs="Arial" w:eastAsia="Arial" w:hAnsi="Arial"/>
-                <w:sz w:val="19"/>
-                <w:szCs w:val="19"/>
-              </w:rPr>
-              <w:t xml:space="preserve">Look for the pattern of positive and negative bands (Cotton effects).</w:t>
-            </w:r>
-          </w:p>
-          <w:p>
-            <w:pPr>
-              <w:spacing w:after="40"/>
-            </w:pPr>
-            <w:r>
-              <w:rPr>
-                <w:rFonts w:ascii="Arial" w:cs="Arial" w:eastAsia="Arial" w:hAnsi="Arial"/>
-                <w:sz w:val="19"/>
-                <w:szCs w:val="19"/>
-              </w:rPr>
-              <w:t xml:space="preserve">The sign pattern should match the experimental ECD spectrum of (1R,2S)-ephedrine.</w:t>
-            </w:r>
-          </w:p>
-          <w:p>
-            <w:pPr>
-              <w:spacing w:after="40"/>
-            </w:pPr>
-            <w:r>
-              <w:rPr>
-                <w:rFonts w:ascii="Arial" w:cs="Arial" w:eastAsia="Arial" w:hAnsi="Arial"/>
-                <w:sz w:val="19"/>
-                <w:szCs w:val="19"/>
-              </w:rPr>
-              <w:t xml:space="preserve">If the signs are systematically inverted, you may have built the wrong enantiomer.</w:t>
-            </w:r>
-          </w:p>
-          <w:p>
-            <w:pPr>
-              <w:spacing w:after="40"/>
-            </w:pPr>
-            <w:r>
-              <w:rPr>
-                <w:rFonts w:ascii="Arial" w:cs="Arial" w:eastAsia="Arial" w:hAnsi="Arial"/>
-                <w:sz w:val="19"/>
-                <w:szCs w:val="19"/>
-              </w:rPr>
-              <w:t xml:space="preserve">The absolute magnitudes are less important than getting the sign pattern correct -</w:t>
-            </w:r>
-          </w:p>
-          <w:p>
-            <w:pPr>
-              <w:spacing w:after="40"/>
-            </w:pPr>
-            <w:r>
-              <w:rPr>
-                <w:rFonts w:ascii="Arial" w:cs="Arial" w:eastAsia="Arial" w:hAnsi="Arial"/>
-                <w:sz w:val="19"/>
-                <w:szCs w:val="19"/>
-              </w:rPr>
-              <w:t xml:space="preserve">agreement in the sign pattern is what confirms the absolute configuration.</w:t>
+              <w:spacing w:after="20"/>
+            </w:pPr>
+            <w:r>
+              <w:rPr>
+                <w:rFonts w:ascii="Courier New" w:cs="Courier New" w:eastAsia="Courier New" w:hAnsi="Courier New"/>
+                <w:sz w:val="17"/>
+                <w:szCs w:val="17"/>
+              </w:rPr>
+              <w:t xml:space="preserve"># Tight cutoff: only conformers within 3 kcal/mol</w:t>
+            </w:r>
+          </w:p>
+          <w:p>
+            <w:pPr>
+              <w:spacing w:after="20"/>
+            </w:pPr>
+            <w:r>
+              <w:rPr>
+                <w:rFonts w:ascii="Courier New" w:cs="Courier New" w:eastAsia="Courier New" w:hAnsi="Courier New"/>
+                <w:sz w:val="17"/>
+                <w:szCs w:val="17"/>
+              </w:rPr>
+              <w:t xml:space="preserve">./2-orca-conf-search.sh --ecut 3 --conf 500 molecules.txt</w:t>
             </w:r>
           </w:p>
         </w:tc>
@@ -3913,22 +3988,6 @@
     </w:tbl>
     <w:p>
       <w:pPr>
-        <w:pStyle w:val="Heading1"/>
-        <w:spacing w:before="360" w:after="160"/>
-      </w:pPr>
-      <w:r>
-        <w:rPr>
-          <w:rFonts w:ascii="Arial" w:cs="Arial" w:eastAsia="Arial" w:hAnsi="Arial"/>
-          <w:b/>
-          <w:bCs/>
-          <w:sz w:val="28"/>
-          <w:szCs w:val="28"/>
-        </w:rPr>
-        <w:t xml:space="preserve">Part 3: Exploring the Impact of Conformational Sampling</w:t>
-      </w:r>
-    </w:p>
-    <w:p>
-      <w:pPr>
         <w:spacing w:after="120"/>
       </w:pPr>
       <w:r>
@@ -3937,49 +3996,7 @@
           <w:sz w:val="20"/>
           <w:szCs w:val="20"/>
         </w:rPr>
-        <w:t xml:space="preserve">The most important lesson of this session is that the ECD spectrum of a flexible molecule is not the spectrum of any single conformer but the population-weighted average of all of them. In this section you will explore how sensitive the final spectrum is to the conformer ensemble.</w:t>
-      </w:r>
-    </w:p>
-    <w:p>
-      <w:pPr>
-        <w:pStyle w:val="Heading2"/>
-        <w:spacing w:before="280" w:after="120"/>
-      </w:pPr>
-      <w:r>
-        <w:rPr>
-          <w:rFonts w:ascii="Arial" w:cs="Arial" w:eastAsia="Arial" w:hAnsi="Arial"/>
-          <w:b/>
-          <w:bCs/>
-          <w:sz w:val="24"/>
-          <w:szCs w:val="24"/>
-        </w:rPr>
-        <w:t xml:space="preserve">Exercise 3.1: Single Conformer vs. Full Ensemble</w:t>
-      </w:r>
-    </w:p>
-    <w:p>
-      <w:pPr>
-        <w:spacing w:after="120"/>
-      </w:pPr>
-      <w:r>
-        <w:rPr>
-          <w:rFonts w:ascii="Arial" w:cs="Arial" w:eastAsia="Arial" w:hAnsi="Arial"/>
-          <w:sz w:val="20"/>
-          <w:szCs w:val="20"/>
-        </w:rPr>
-        <w:t xml:space="preserve">To see how much the Boltzmann averaging matters, compare the ECD spectrum of just the lowest-energy conformer to the full weighted average you computed in Part 2.</w:t>
-      </w:r>
-    </w:p>
-    <w:p>
-      <w:pPr>
-        <w:spacing w:after="120"/>
-      </w:pPr>
-      <w:r>
-        <w:rPr>
-          <w:rFonts w:ascii="Arial" w:cs="Arial" w:eastAsia="Arial" w:hAnsi="Arial"/>
-          <w:sz w:val="20"/>
-          <w:szCs w:val="20"/>
-        </w:rPr>
-        <w:t xml:space="preserve">Look at your filtered Boltzmann data to identify the lowest-energy conformer (the one with the highest probability). Then plot its individual ECD data:</w:t>
+        <w:t xml:space="preserve">Then re-run Stages 3-6 with this reduced conformer set. Compare the resulting ECD spectrum to your baseline (10 kcal/mol cutoff) result.</w:t>
       </w:r>
     </w:p>
     <w:tbl>
@@ -4007,7 +4024,7 @@
               <w:bottom w:val="single" w:color="AAAAAA" w:sz="1"/>
               <w:right w:val="single" w:color="AAAAAA" w:sz="1"/>
             </w:tcBorders>
-            <w:shd w:fill="F2F2F2" w:val="clear"/>
+            <w:shd w:fill="E8DAEF" w:val="clear"/>
             <w:tcMar>
               <w:top w:type="dxa" w:w="80"/>
               <w:left w:type="dxa" w:w="160"/>
@@ -4017,106 +4034,30 @@
           </w:tcPr>
           <w:p>
             <w:pPr>
-              <w:spacing w:after="20"/>
-            </w:pPr>
-            <w:r>
-              <w:rPr>
-                <w:rFonts w:ascii="Courier New" w:cs="Courier New" w:eastAsia="Courier New" w:hAnsi="Courier New"/>
-                <w:sz w:val="17"/>
-                <w:szCs w:val="17"/>
-              </w:rPr>
-              <w:t xml:space="preserve"># Identify the dominant conformer (replace confN with the actual label)</w:t>
-            </w:r>
-          </w:p>
-          <w:p>
-            <w:pPr>
-              <w:spacing w:after="20"/>
-            </w:pPr>
-            <w:r>
-              <w:rPr>
-                <w:rFonts w:ascii="Courier New" w:cs="Courier New" w:eastAsia="Courier New" w:hAnsi="Courier New"/>
-                <w:sz w:val="17"/>
-                <w:szCs w:val="17"/>
-              </w:rPr>
-              <w:t xml:space="preserve">cat ephedrine/04_boltzmann/ephedrine_bw_labels.dat</w:t>
-            </w:r>
-          </w:p>
-          <w:p>
-            <w:pPr>
-              <w:spacing w:after="20"/>
-            </w:pPr>
-            <w:r>
-              <w:rPr>
-                <w:rFonts w:ascii="Courier New" w:cs="Courier New" w:eastAsia="Courier New" w:hAnsi="Courier New"/>
-                <w:sz w:val="17"/>
-                <w:szCs w:val="17"/>
-              </w:rPr>
-              <w:t xml:space="preserve"/>
-            </w:r>
-          </w:p>
-          <w:p>
-            <w:pPr>
-              <w:spacing w:after="20"/>
-            </w:pPr>
-            <w:r>
-              <w:rPr>
-                <w:rFonts w:ascii="Courier New" w:cs="Courier New" w:eastAsia="Courier New" w:hAnsi="Courier New"/>
-                <w:sz w:val="17"/>
-                <w:szCs w:val="17"/>
-              </w:rPr>
-              <w:t xml:space="preserve"># Plot just that one conformer's ECD</w:t>
-            </w:r>
-          </w:p>
-          <w:p>
-            <w:pPr>
-              <w:spacing w:after="20"/>
-            </w:pPr>
-            <w:r>
-              <w:rPr>
-                <w:rFonts w:ascii="Courier New" w:cs="Courier New" w:eastAsia="Courier New" w:hAnsi="Courier New"/>
-                <w:sz w:val="17"/>
-                <w:szCs w:val="17"/>
-              </w:rPr>
-              <w:t xml:space="preserve"> </w:t>
-            </w:r>
-          </w:p>
-          <w:p>
-            <w:pPr>
-              <w:spacing w:after="20"/>
-            </w:pPr>
-            <w:r>
-              <w:rPr>
-                <w:rFonts w:ascii="Courier New" w:cs="Courier New" w:eastAsia="Courier New" w:hAnsi="Courier New"/>
-                <w:sz w:val="17"/>
-                <w:szCs w:val="17"/>
-              </w:rPr>
-              <w:t xml:space="preserve">  \</w:t>
-            </w:r>
-          </w:p>
-          <w:p>
-            <w:pPr>
-              <w:spacing w:after="20"/>
-            </w:pPr>
-            <w:r>
-              <w:rPr>
-                <w:rFonts w:ascii="Courier New" w:cs="Courier New" w:eastAsia="Courier New" w:hAnsi="Courier New"/>
-                <w:sz w:val="17"/>
-                <w:szCs w:val="17"/>
-              </w:rPr>
-              <w:t xml:space="preserve">  \</w:t>
-            </w:r>
-          </w:p>
-          <w:p>
-            <w:pPr>
-              <w:spacing w:after="20"/>
-            </w:pPr>
-            <w:r>
-              <w:rPr>
-                <w:rFonts w:ascii="Courier New" w:cs="Courier New" w:eastAsia="Courier New" w:hAnsi="Courier New"/>
-                <w:sz w:val="17"/>
-                <w:szCs w:val="17"/>
-              </w:rPr>
-              <w:t xml:space="preserve">   </w:t>
+              <w:spacing w:after="60"/>
+            </w:pPr>
+            <w:r>
+              <w:rPr>
+                <w:rFonts w:ascii="Arial" w:cs="Arial" w:eastAsia="Arial" w:hAnsi="Arial"/>
+                <w:b/>
+                <w:bCs/>
+                <w:sz w:val="20"/>
+                <w:szCs w:val="20"/>
+              </w:rPr>
+              <w:t xml:space="preserve">Discussion Question 4:</w:t>
+            </w:r>
+          </w:p>
+          <w:p>
+            <w:pPr>
+              <w:spacing w:after="40"/>
+            </w:pPr>
+            <w:r>
+              <w:rPr>
+                <w:rFonts w:ascii="Arial" w:cs="Arial" w:eastAsia="Arial" w:hAnsi="Arial"/>
+                <w:sz w:val="19"/>
+                <w:szCs w:val="19"/>
+              </w:rPr>
+              <w:t xml:space="preserve">Did the tighter energy cutoff change the ECD spectrum significantly? Were any conformers lost that had meaningful Boltzmann populations under the wider cutoff? What energy cutoff would you recommend as a safe default, and why?</w:t>
             </w:r>
           </w:p>
         </w:tc>
@@ -4124,6 +4065,27 @@
     </w:tbl>
     <w:p>
       <w:pPr>
+        <w:spacing w:after="80"/>
+      </w:pPr>
+    </w:p>
+    <w:p>
+      <w:pPr>
+        <w:pStyle w:val="Heading2"/>
+        <w:spacing w:before="280" w:after="120"/>
+      </w:pPr>
+      <w:r>
+        <w:rPr>
+          <w:rFonts w:ascii="Arial" w:cs="Arial" w:eastAsia="Arial" w:hAnsi="Arial"/>
+          <w:b/>
+          <w:bCs/>
+          <w:sz w:val="24"/>
+          <w:szCs w:val="24"/>
+        </w:rPr>
+        <w:t xml:space="preserve">Exercise 3.3: Effect of Boltzmann Threshold (Optional)</w:t>
+      </w:r>
+    </w:p>
+    <w:p>
+      <w:pPr>
         <w:spacing w:after="120"/>
       </w:pPr>
       <w:r>
@@ -4132,7 +4094,7 @@
           <w:sz w:val="20"/>
           <w:szCs w:val="20"/>
         </w:rPr>
-        <w:t xml:space="preserve">To isolate a single conformer's contribution, you can temporarily move all other .dat files out of the 05_ecd/ directory and re-run the plotting script, or create a separate directory containing only that conformer's file.</w:t>
+        <w:t xml:space="preserve">If time permits, re-run Stage 4 with different probability thresholds to see how many conformers are needed for a converged ECD spectrum:</w:t>
       </w:r>
     </w:p>
     <w:tbl>
@@ -4160,7 +4122,7 @@
               <w:bottom w:val="single" w:color="AAAAAA" w:sz="1"/>
               <w:right w:val="single" w:color="AAAAAA" w:sz="1"/>
             </w:tcBorders>
-            <w:shd w:fill="E8DAEF" w:val="clear"/>
+            <w:shd w:fill="F2F2F2" w:val="clear"/>
             <w:tcMar>
               <w:top w:type="dxa" w:w="80"/>
               <w:left w:type="dxa" w:w="160"/>
@@ -4170,30 +4132,67 @@
           </w:tcPr>
           <w:p>
             <w:pPr>
-              <w:spacing w:after="60"/>
-            </w:pPr>
-            <w:r>
-              <w:rPr>
-                <w:rFonts w:ascii="Arial" w:cs="Arial" w:eastAsia="Arial" w:hAnsi="Arial"/>
-                <w:b/>
-                <w:bCs/>
-                <w:sz w:val="20"/>
-                <w:szCs w:val="20"/>
-              </w:rPr>
-              <w:t xml:space="preserve">Discussion Question 3:</w:t>
-            </w:r>
-          </w:p>
-          <w:p>
-            <w:pPr>
-              <w:spacing w:after="40"/>
-            </w:pPr>
-            <w:r>
-              <w:rPr>
-                <w:rFonts w:ascii="Arial" w:cs="Arial" w:eastAsia="Arial" w:hAnsi="Arial"/>
-                <w:sz w:val="19"/>
-                <w:szCs w:val="19"/>
-              </w:rPr>
-              <w:t xml:space="preserve">Compare the single-conformer ECD spectrum to the full Boltzmann-averaged spectrum. Are there bands that change sign between the two? What does this tell you about the danger of computing an ECD spectrum from only the lowest-energy conformer?</w:t>
+              <w:spacing w:after="20"/>
+            </w:pPr>
+            <w:r>
+              <w:rPr>
+                <w:rFonts w:ascii="Courier New" w:cs="Courier New" w:eastAsia="Courier New" w:hAnsi="Courier New"/>
+                <w:sz w:val="17"/>
+                <w:szCs w:val="17"/>
+              </w:rPr>
+              <w:t xml:space="preserve"># Strict threshold: only conformers above 5%</w:t>
+            </w:r>
+          </w:p>
+          <w:p>
+            <w:pPr>
+              <w:spacing w:after="20"/>
+            </w:pPr>
+            <w:r>
+              <w:rPr>
+                <w:rFonts w:ascii="Courier New" w:cs="Courier New" w:eastAsia="Courier New" w:hAnsi="Courier New"/>
+                <w:sz w:val="17"/>
+                <w:szCs w:val="17"/>
+              </w:rPr>
+              <w:t xml:space="preserve">./5-orca-boltzmann-weight.sh --p-cut 0.05 molecules.txt</w:t>
+            </w:r>
+          </w:p>
+          <w:p>
+            <w:pPr>
+              <w:spacing w:after="20"/>
+            </w:pPr>
+            <w:r>
+              <w:rPr>
+                <w:rFonts w:ascii="Courier New" w:cs="Courier New" w:eastAsia="Courier New" w:hAnsi="Courier New"/>
+                <w:sz w:val="17"/>
+                <w:szCs w:val="17"/>
+              </w:rPr>
+              <w:t xml:space="preserve"/>
+            </w:r>
+          </w:p>
+          <w:p>
+            <w:pPr>
+              <w:spacing w:after="20"/>
+            </w:pPr>
+            <w:r>
+              <w:rPr>
+                <w:rFonts w:ascii="Courier New" w:cs="Courier New" w:eastAsia="Courier New" w:hAnsi="Courier New"/>
+                <w:sz w:val="17"/>
+                <w:szCs w:val="17"/>
+              </w:rPr>
+              <w:t xml:space="preserve"># Loose threshold: include down to 0.1%</w:t>
+            </w:r>
+          </w:p>
+          <w:p>
+            <w:pPr>
+              <w:spacing w:after="20"/>
+            </w:pPr>
+            <w:r>
+              <w:rPr>
+                <w:rFonts w:ascii="Courier New" w:cs="Courier New" w:eastAsia="Courier New" w:hAnsi="Courier New"/>
+                <w:sz w:val="17"/>
+                <w:szCs w:val="17"/>
+              </w:rPr>
+              <w:t xml:space="preserve">./5-orca-boltzmann-weight.sh --p-cut 0.001 molecules.txt</w:t>
             </w:r>
           </w:p>
         </w:tc>
@@ -4201,23 +4200,31 @@
     </w:tbl>
     <w:p>
       <w:pPr>
-        <w:spacing w:after="80"/>
-      </w:pPr>
-    </w:p>
-    <w:p>
-      <w:pPr>
-        <w:pStyle w:val="Heading2"/>
-        <w:spacing w:before="280" w:after="120"/>
+        <w:spacing w:after="120"/>
+      </w:pPr>
+      <w:r>
+        <w:rPr>
+          <w:rFonts w:ascii="Arial" w:cs="Arial" w:eastAsia="Arial" w:hAnsi="Arial"/>
+          <w:sz w:val="20"/>
+          <w:szCs w:val="20"/>
+        </w:rPr>
+        <w:t xml:space="preserve">Re-run Stages 5-6 and re-plot for each threshold and compare the resulting ECD spectra. At what threshold does the spectrum stop changing?</w:t>
+      </w:r>
+    </w:p>
+    <w:p>
+      <w:pPr>
+        <w:pStyle w:val="Heading1"/>
+        <w:spacing w:before="360" w:after="160"/>
       </w:pPr>
       <w:r>
         <w:rPr>
           <w:rFonts w:ascii="Arial" w:cs="Arial" w:eastAsia="Arial" w:hAnsi="Arial"/>
           <w:b/>
           <w:bCs/>
-          <w:sz w:val="24"/>
-          <w:szCs w:val="24"/>
-        </w:rPr>
-        <w:t xml:space="preserve">Exercise 3.2: Effect of Energy Cutoff</w:t>
+          <w:sz w:val="28"/>
+          <w:szCs w:val="28"/>
+        </w:rPr>
+        <w:t xml:space="preserve">Part 4: Comparison to Experimental ECD</w:t>
       </w:r>
     </w:p>
     <w:p>
@@ -4230,7 +4237,92 @@
           <w:sz w:val="20"/>
           <w:szCs w:val="20"/>
         </w:rPr>
-        <w:t xml:space="preserve">Re-run the conformer generation (Stage 2) with a tighter energy cutoff to see how restricting the conformer pool affects the averaged ECD spectrum.</w:t>
+        <w:t xml:space="preserve">The final test of any computational spectroscopy workflow is comparison to experiment. Obtain the experimental ECD spectrum of (1R,2S)-ephedrine from the literature. Your instructor will provide a reference or you can search for published ECD data in journals such as Chirality, Tetrahedron, or the Journal of Organic Chemistry.</w:t>
+      </w:r>
+    </w:p>
+    <w:p>
+      <w:pPr>
+        <w:spacing w:after="120"/>
+      </w:pPr>
+      <w:r>
+        <w:rPr>
+          <w:rFonts w:ascii="Arial" w:cs="Arial" w:eastAsia="Arial" w:hAnsi="Arial"/>
+          <w:sz w:val="20"/>
+          <w:szCs w:val="20"/>
+        </w:rPr>
+        <w:t xml:space="preserve">When comparing computed and experimental ECD spectra, keep the following in mind:</w:t>
+      </w:r>
+    </w:p>
+    <w:p>
+      <w:pPr>
+        <w:pStyle w:val="ListParagraph"/>
+        <w:numPr>
+          <w:ilvl w:val="0"/>
+          <w:numId w:val="2"/>
+        </w:numPr>
+        <w:spacing w:after="60"/>
+      </w:pPr>
+      <w:r>
+        <w:rPr>
+          <w:rFonts w:ascii="Arial" w:cs="Arial" w:eastAsia="Arial" w:hAnsi="Arial"/>
+          <w:sz w:val="20"/>
+          <w:szCs w:val="20"/>
+        </w:rPr>
+        <w:t xml:space="preserve">Sign pattern: The most important criterion. If the positive and negative bands appear in the same spectral regions as experiment, the computed absolute configuration is confirmed.</w:t>
+      </w:r>
+    </w:p>
+    <w:p>
+      <w:pPr>
+        <w:pStyle w:val="ListParagraph"/>
+        <w:numPr>
+          <w:ilvl w:val="0"/>
+          <w:numId w:val="2"/>
+        </w:numPr>
+        <w:spacing w:after="60"/>
+      </w:pPr>
+      <w:r>
+        <w:rPr>
+          <w:rFonts w:ascii="Arial" w:cs="Arial" w:eastAsia="Arial" w:hAnsi="Arial"/>
+          <w:sz w:val="20"/>
+          <w:szCs w:val="20"/>
+        </w:rPr>
+        <w:t xml:space="preserve">Band positions: TDDFT excitation energies are typically accurate to within 0.2-0.4 eV, so expect wavelength shifts of 10-30 nm compared to experiment.</w:t>
+      </w:r>
+    </w:p>
+    <w:p>
+      <w:pPr>
+        <w:pStyle w:val="ListParagraph"/>
+        <w:numPr>
+          <w:ilvl w:val="0"/>
+          <w:numId w:val="2"/>
+        </w:numPr>
+        <w:spacing w:after="60"/>
+      </w:pPr>
+      <w:r>
+        <w:rPr>
+          <w:rFonts w:ascii="Arial" w:cs="Arial" w:eastAsia="Arial" w:hAnsi="Arial"/>
+          <w:sz w:val="20"/>
+          <w:szCs w:val="20"/>
+        </w:rPr>
+        <w:t xml:space="preserve">Band intensities: Absolute rotatory strengths are harder to reproduce than signs. Relative band heights are more informative than absolute magnitudes.</w:t>
+      </w:r>
+    </w:p>
+    <w:p>
+      <w:pPr>
+        <w:pStyle w:val="ListParagraph"/>
+        <w:numPr>
+          <w:ilvl w:val="0"/>
+          <w:numId w:val="2"/>
+        </w:numPr>
+        <w:spacing w:after="60"/>
+      </w:pPr>
+      <w:r>
+        <w:rPr>
+          <w:rFonts w:ascii="Arial" w:cs="Arial" w:eastAsia="Arial" w:hAnsi="Arial"/>
+          <w:sz w:val="20"/>
+          <w:szCs w:val="20"/>
+        </w:rPr>
+        <w:t xml:space="preserve">Broadening: The FWHM parameter affects the visual appearance of the spectrum. You may need to adjust --fwhm to get a shape that visually resembles the experimental envelope.</w:t>
       </w:r>
     </w:p>
     <w:tbl>
@@ -4258,7 +4350,7 @@
               <w:bottom w:val="single" w:color="AAAAAA" w:sz="1"/>
               <w:right w:val="single" w:color="AAAAAA" w:sz="1"/>
             </w:tcBorders>
-            <w:shd w:fill="F2F2F2" w:val="clear"/>
+            <w:shd w:fill="E8DAEF" w:val="clear"/>
             <w:tcMar>
               <w:top w:type="dxa" w:w="80"/>
               <w:left w:type="dxa" w:w="160"/>
@@ -4268,28 +4360,30 @@
           </w:tcPr>
           <w:p>
             <w:pPr>
-              <w:spacing w:after="20"/>
-            </w:pPr>
-            <w:r>
-              <w:rPr>
-                <w:rFonts w:ascii="Courier New" w:cs="Courier New" w:eastAsia="Courier New" w:hAnsi="Courier New"/>
-                <w:sz w:val="17"/>
-                <w:szCs w:val="17"/>
-              </w:rPr>
-              <w:t xml:space="preserve"># Tight cutoff: only conformers within 3 kcal/mol</w:t>
-            </w:r>
-          </w:p>
-          <w:p>
-            <w:pPr>
-              <w:spacing w:after="20"/>
-            </w:pPr>
-            <w:r>
-              <w:rPr>
-                <w:rFonts w:ascii="Courier New" w:cs="Courier New" w:eastAsia="Courier New" w:hAnsi="Courier New"/>
-                <w:sz w:val="17"/>
-                <w:szCs w:val="17"/>
-              </w:rPr>
-              <w:t xml:space="preserve">./2-orca-conf-search.sh --ecut 3 --conf 500 molecules.txt</w:t>
+              <w:spacing w:after="60"/>
+            </w:pPr>
+            <w:r>
+              <w:rPr>
+                <w:rFonts w:ascii="Arial" w:cs="Arial" w:eastAsia="Arial" w:hAnsi="Arial"/>
+                <w:b/>
+                <w:bCs/>
+                <w:sz w:val="20"/>
+                <w:szCs w:val="20"/>
+              </w:rPr>
+              <w:t xml:space="preserve">Discussion Question 5:</w:t>
+            </w:r>
+          </w:p>
+          <w:p>
+            <w:pPr>
+              <w:spacing w:after="40"/>
+            </w:pPr>
+            <w:r>
+              <w:rPr>
+                <w:rFonts w:ascii="Arial" w:cs="Arial" w:eastAsia="Arial" w:hAnsi="Arial"/>
+                <w:sz w:val="19"/>
+                <w:szCs w:val="19"/>
+              </w:rPr>
+              <w:t xml:space="preserve">Based on your comparison, does your computed ECD spectrum support the (1R,2S) absolute configuration of ephedrine? What level of agreement would you consider sufficient to make a confident assignment in a research context? Refer to Pescitelli &amp; Bruhn (2016) for guidance.</w:t>
             </w:r>
           </w:p>
         </w:tc>
@@ -4297,16 +4391,8 @@
     </w:tbl>
     <w:p>
       <w:pPr>
-        <w:spacing w:after="120"/>
-      </w:pPr>
-      <w:r>
-        <w:rPr>
-          <w:rFonts w:ascii="Arial" w:cs="Arial" w:eastAsia="Arial" w:hAnsi="Arial"/>
-          <w:sz w:val="20"/>
-          <w:szCs w:val="20"/>
-        </w:rPr>
-        <w:t xml:space="preserve">Then re-run Stages 3-8 with this reduced conformer set. Compare the resulting ECD spectrum to your baseline (10 kcal/mol cutoff) result.</w:t>
-      </w:r>
+        <w:spacing w:after="80"/>
+      </w:pPr>
     </w:p>
     <w:tbl>
       <w:tblPr>
@@ -4353,7 +4439,7 @@
                 <w:sz w:val="20"/>
                 <w:szCs w:val="20"/>
               </w:rPr>
-              <w:t xml:space="preserve">Discussion Question 4:</w:t>
+              <w:t xml:space="preserve">Discussion Question 6:</w:t>
             </w:r>
           </w:p>
           <w:p>
@@ -4366,7 +4452,7 @@
                 <w:sz w:val="19"/>
                 <w:szCs w:val="19"/>
               </w:rPr>
-              <w:t xml:space="preserve">Did the tighter energy cutoff change the ECD spectrum significantly? Were any conformers lost that had meaningful Boltzmann populations under the wider cutoff? What energy cutoff would you recommend as a safe default, and why?</w:t>
+              <w:t xml:space="preserve">Reflect on the entire two-session workflow. If you were starting a new research project that required computing an ECD spectrum for a molecule you had never studied before, what would your step-by-step protocol be? What would you check at each stage to ensure the quality of your results?</w:t>
             </w:r>
           </w:p>
         </w:tc>
@@ -4375,6 +4461,130 @@
     <w:p>
       <w:pPr>
         <w:spacing w:after="80"/>
+      </w:pPr>
+    </w:p>
+    <w:p>
+      <w:pPr>
+        <w:pStyle w:val="Heading1"/>
+        <w:spacing w:before="360" w:after="160"/>
+      </w:pPr>
+      <w:r>
+        <w:rPr>
+          <w:rFonts w:ascii="Arial" w:cs="Arial" w:eastAsia="Arial" w:hAnsi="Arial"/>
+          <w:b/>
+          <w:bCs/>
+          <w:sz w:val="28"/>
+          <w:szCs w:val="28"/>
+        </w:rPr>
+        <w:t xml:space="preserve">Part 5: Summary and Report Preparation</w:t>
+      </w:r>
+    </w:p>
+    <w:p>
+      <w:pPr>
+        <w:spacing w:after="120"/>
+      </w:pPr>
+      <w:r>
+        <w:rPr>
+          <w:rFonts w:ascii="Arial" w:cs="Arial" w:eastAsia="Arial" w:hAnsi="Arial"/>
+          <w:sz w:val="20"/>
+          <w:szCs w:val="20"/>
+        </w:rPr>
+        <w:t xml:space="preserve">Compile your results into a short report (2-3 pages) that includes:</w:t>
+      </w:r>
+    </w:p>
+    <w:p>
+      <w:pPr>
+        <w:pStyle w:val="ListParagraph"/>
+        <w:numPr>
+          <w:ilvl w:val="0"/>
+          <w:numId w:val="3"/>
+        </w:numPr>
+        <w:spacing w:after="80"/>
+      </w:pPr>
+      <w:r>
+        <w:rPr>
+          <w:rFonts w:ascii="Arial" w:cs="Arial" w:eastAsia="Arial" w:hAnsi="Arial"/>
+          <w:sz w:val="20"/>
+          <w:szCs w:val="20"/>
+        </w:rPr>
+        <w:t xml:space="preserve">A description of the molecule, its conformational flexibility, and why conformer treatment matters for ECD.</w:t>
+      </w:r>
+    </w:p>
+    <w:p>
+      <w:pPr>
+        <w:pStyle w:val="ListParagraph"/>
+        <w:numPr>
+          <w:ilvl w:val="0"/>
+          <w:numId w:val="3"/>
+        </w:numPr>
+        <w:spacing w:after="80"/>
+      </w:pPr>
+      <w:r>
+        <w:rPr>
+          <w:rFonts w:ascii="Arial" w:cs="Arial" w:eastAsia="Arial" w:hAnsi="Arial"/>
+          <w:sz w:val="20"/>
+          <w:szCs w:val="20"/>
+        </w:rPr>
+        <w:t xml:space="preserve">Your Boltzmann population table showing the conformers that contributed to the final spectrum.</w:t>
+      </w:r>
+    </w:p>
+    <w:p>
+      <w:pPr>
+        <w:pStyle w:val="ListParagraph"/>
+        <w:numPr>
+          <w:ilvl w:val="0"/>
+          <w:numId w:val="3"/>
+        </w:numPr>
+        <w:spacing w:after="80"/>
+      </w:pPr>
+      <w:r>
+        <w:rPr>
+          <w:rFonts w:ascii="Arial" w:cs="Arial" w:eastAsia="Arial" w:hAnsi="Arial"/>
+          <w:sz w:val="20"/>
+          <w:szCs w:val="20"/>
+        </w:rPr>
+        <w:t xml:space="preserve">Figures showing (a) the full Boltzmann-averaged ECD spectrum, (b) a comparison with the single lowest-energy conformer, and (c) a comparison with experimental data.</w:t>
+      </w:r>
+    </w:p>
+    <w:p>
+      <w:pPr>
+        <w:pStyle w:val="ListParagraph"/>
+        <w:numPr>
+          <w:ilvl w:val="0"/>
+          <w:numId w:val="3"/>
+        </w:numPr>
+        <w:spacing w:after="80"/>
+      </w:pPr>
+      <w:r>
+        <w:rPr>
+          <w:rFonts w:ascii="Arial" w:cs="Arial" w:eastAsia="Arial" w:hAnsi="Arial"/>
+          <w:sz w:val="20"/>
+          <w:szCs w:val="20"/>
+        </w:rPr>
+        <w:t xml:space="preserve">A discussion of how the energy cutoff or Boltzmann threshold affected the computed spectrum.</w:t>
+      </w:r>
+    </w:p>
+    <w:p>
+      <w:pPr>
+        <w:pStyle w:val="ListParagraph"/>
+        <w:numPr>
+          <w:ilvl w:val="0"/>
+          <w:numId w:val="3"/>
+        </w:numPr>
+        <w:spacing w:after="80"/>
+      </w:pPr>
+      <w:r>
+        <w:rPr>
+          <w:rFonts w:ascii="Arial" w:cs="Arial" w:eastAsia="Arial" w:hAnsi="Arial"/>
+          <w:sz w:val="20"/>
+          <w:szCs w:val="20"/>
+        </w:rPr>
+        <w:t xml:space="preserve">A final assessment of whether your computed ECD supports the known absolute configuration of (1R,2S)-ephedrine.</w:t>
+      </w:r>
+    </w:p>
+    <w:p>
+      <w:pPr>
+        <w:spacing w:after="120"/>
       </w:pPr>
     </w:p>
     <w:p>
@@ -4390,21 +4600,67 @@
           <w:sz w:val="24"/>
           <w:szCs w:val="24"/>
         </w:rPr>
-        <w:t xml:space="preserve">Exercise 3.3: Effect of Boltzmann Threshold (Optional)</w:t>
-      </w:r>
-    </w:p>
-    <w:p>
-      <w:pPr>
-        <w:spacing w:after="120"/>
-      </w:pPr>
-      <w:r>
-        <w:rPr>
-          <w:rFonts w:ascii="Arial" w:cs="Arial" w:eastAsia="Arial" w:hAnsi="Arial"/>
-          <w:sz w:val="20"/>
-          <w:szCs w:val="20"/>
-        </w:rPr>
-        <w:t xml:space="preserve">If time permits, re-run Stage 4 with different probability thresholds to see how many conformers are needed for a converged ECD spectrum:</w:t>
-      </w:r>
+        <w:t xml:space="preserve">Key References</w:t>
+      </w:r>
+    </w:p>
+    <w:p>
+      <w:pPr>
+        <w:pStyle w:val="ListParagraph"/>
+        <w:numPr>
+          <w:ilvl w:val="0"/>
+          <w:numId w:val="2"/>
+        </w:numPr>
+        <w:spacing w:after="60"/>
+      </w:pPr>
+      <w:r>
+        <w:rPr>
+          <w:rFonts w:ascii="Arial" w:cs="Arial" w:eastAsia="Arial" w:hAnsi="Arial"/>
+          <w:sz w:val="19"/>
+          <w:szCs w:val="19"/>
+        </w:rPr>
+        <w:t xml:space="preserve">Pescitelli, G.; Bruhn, T. Good Computational Practice in the Assignment of Absolute Configurations by TDDFT Calculations of ECD Spectra. Chirality 2016, 28, 466-474.</w:t>
+      </w:r>
+    </w:p>
+    <w:p>
+      <w:pPr>
+        <w:pStyle w:val="ListParagraph"/>
+        <w:numPr>
+          <w:ilvl w:val="0"/>
+          <w:numId w:val="2"/>
+        </w:numPr>
+        <w:spacing w:after="60"/>
+      </w:pPr>
+      <w:r>
+        <w:rPr>
+          <w:rFonts w:ascii="Arial" w:cs="Arial" w:eastAsia="Arial" w:hAnsi="Arial"/>
+          <w:sz w:val="19"/>
+          <w:szCs w:val="19"/>
+        </w:rPr>
+        <w:t xml:space="preserve">Pescitelli, G.; Di Bari, L.; Berova, N. Conformational Aspects in the Studies of Organic Compounds by Electronic Circular Dichroism. Chem. Soc. Rev. 2011, 40, 4603-4625.</w:t>
+      </w:r>
+    </w:p>
+    <w:p>
+      <w:pPr>
+        <w:pStyle w:val="ListParagraph"/>
+        <w:numPr>
+          <w:ilvl w:val="0"/>
+          <w:numId w:val="2"/>
+        </w:numPr>
+        <w:spacing w:after="60"/>
+      </w:pPr>
+      <w:r>
+        <w:rPr>
+          <w:rFonts w:ascii="Arial" w:cs="Arial" w:eastAsia="Arial" w:hAnsi="Arial"/>
+          <w:sz w:val="19"/>
+          <w:szCs w:val="19"/>
+        </w:rPr>
+        <w:t xml:space="preserve">Laurent, A. D.; Jacquemin, D. TD-DFT Benchmarks: A Review. Int. J. Quantum Chem. 2013, 113, 2019-2039.</w:t>
+      </w:r>
+    </w:p>
+    <w:p>
+      <w:pPr>
+        <w:spacing w:after="200"/>
+      </w:pPr>
     </w:p>
     <w:tbl>
       <w:tblPr>
@@ -4431,7 +4687,7 @@
               <w:bottom w:val="single" w:color="AAAAAA" w:sz="1"/>
               <w:right w:val="single" w:color="AAAAAA" w:sz="1"/>
             </w:tcBorders>
-            <w:shd w:fill="F2F2F2" w:val="clear"/>
+            <w:shd w:fill="FFF3CD" w:val="clear"/>
             <w:tcMar>
               <w:top w:type="dxa" w:w="80"/>
               <w:left w:type="dxa" w:w="160"/>
@@ -4441,234 +4697,6 @@
           </w:tcPr>
           <w:p>
             <w:pPr>
-              <w:spacing w:after="20"/>
-            </w:pPr>
-            <w:r>
-              <w:rPr>
-                <w:rFonts w:ascii="Courier New" w:cs="Courier New" w:eastAsia="Courier New" w:hAnsi="Courier New"/>
-                <w:sz w:val="17"/>
-                <w:szCs w:val="17"/>
-              </w:rPr>
-              <w:t xml:space="preserve"># Strict threshold: only conformers above 5%</w:t>
-            </w:r>
-          </w:p>
-          <w:p>
-            <w:pPr>
-              <w:spacing w:after="20"/>
-            </w:pPr>
-            <w:r>
-              <w:rPr>
-                <w:rFonts w:ascii="Courier New" w:cs="Courier New" w:eastAsia="Courier New" w:hAnsi="Courier New"/>
-                <w:sz w:val="17"/>
-                <w:szCs w:val="17"/>
-              </w:rPr>
-              <w:t xml:space="preserve">./5-orca-boltzmann-weight.sh --p-cut 0.05 molecules.txt</w:t>
-            </w:r>
-          </w:p>
-          <w:p>
-            <w:pPr>
-              <w:spacing w:after="20"/>
-            </w:pPr>
-            <w:r>
-              <w:rPr>
-                <w:rFonts w:ascii="Courier New" w:cs="Courier New" w:eastAsia="Courier New" w:hAnsi="Courier New"/>
-                <w:sz w:val="17"/>
-                <w:szCs w:val="17"/>
-              </w:rPr>
-              <w:t xml:space="preserve"/>
-            </w:r>
-          </w:p>
-          <w:p>
-            <w:pPr>
-              <w:spacing w:after="20"/>
-            </w:pPr>
-            <w:r>
-              <w:rPr>
-                <w:rFonts w:ascii="Courier New" w:cs="Courier New" w:eastAsia="Courier New" w:hAnsi="Courier New"/>
-                <w:sz w:val="17"/>
-                <w:szCs w:val="17"/>
-              </w:rPr>
-              <w:t xml:space="preserve"># Loose threshold: include down to 0.1%</w:t>
-            </w:r>
-          </w:p>
-          <w:p>
-            <w:pPr>
-              <w:spacing w:after="20"/>
-            </w:pPr>
-            <w:r>
-              <w:rPr>
-                <w:rFonts w:ascii="Courier New" w:cs="Courier New" w:eastAsia="Courier New" w:hAnsi="Courier New"/>
-                <w:sz w:val="17"/>
-                <w:szCs w:val="17"/>
-              </w:rPr>
-              <w:t xml:space="preserve">./5-orca-boltzmann-weight.sh --p-cut 0.001 molecules.txt</w:t>
-            </w:r>
-          </w:p>
-        </w:tc>
-      </w:tr>
-    </w:tbl>
-    <w:p>
-      <w:pPr>
-        <w:spacing w:after="120"/>
-      </w:pPr>
-      <w:r>
-        <w:rPr>
-          <w:rFonts w:ascii="Arial" w:cs="Arial" w:eastAsia="Arial" w:hAnsi="Arial"/>
-          <w:sz w:val="20"/>
-          <w:szCs w:val="20"/>
-        </w:rPr>
-        <w:t xml:space="preserve">Re-run Stages 5-8 for each threshold and compare the resulting ECD spectra. At what threshold does the spectrum stop changing?</w:t>
-      </w:r>
-    </w:p>
-    <w:p>
-      <w:pPr>
-        <w:pStyle w:val="Heading1"/>
-        <w:spacing w:before="360" w:after="160"/>
-      </w:pPr>
-      <w:r>
-        <w:rPr>
-          <w:rFonts w:ascii="Arial" w:cs="Arial" w:eastAsia="Arial" w:hAnsi="Arial"/>
-          <w:b/>
-          <w:bCs/>
-          <w:sz w:val="28"/>
-          <w:szCs w:val="28"/>
-        </w:rPr>
-        <w:t xml:space="preserve">Part 4: Comparison to Experimental ECD</w:t>
-      </w:r>
-    </w:p>
-    <w:p>
-      <w:pPr>
-        <w:spacing w:after="120"/>
-      </w:pPr>
-      <w:r>
-        <w:rPr>
-          <w:rFonts w:ascii="Arial" w:cs="Arial" w:eastAsia="Arial" w:hAnsi="Arial"/>
-          <w:sz w:val="20"/>
-          <w:szCs w:val="20"/>
-        </w:rPr>
-        <w:t xml:space="preserve">The final test of any computational spectroscopy workflow is comparison to experiment. Obtain the experimental ECD spectrum of (1R,2S)-ephedrine from the literature. Your instructor will provide a reference or you can search for published ECD data in journals such as Chirality, Tetrahedron, or the Journal of Organic Chemistry.</w:t>
-      </w:r>
-    </w:p>
-    <w:p>
-      <w:pPr>
-        <w:spacing w:after="120"/>
-      </w:pPr>
-      <w:r>
-        <w:rPr>
-          <w:rFonts w:ascii="Arial" w:cs="Arial" w:eastAsia="Arial" w:hAnsi="Arial"/>
-          <w:sz w:val="20"/>
-          <w:szCs w:val="20"/>
-        </w:rPr>
-        <w:t xml:space="preserve">When comparing computed and experimental ECD spectra, keep the following in mind:</w:t>
-      </w:r>
-    </w:p>
-    <w:p>
-      <w:pPr>
-        <w:pStyle w:val="ListParagraph"/>
-        <w:numPr>
-          <w:ilvl w:val="0"/>
-          <w:numId w:val="2"/>
-        </w:numPr>
-        <w:spacing w:after="60"/>
-      </w:pPr>
-      <w:r>
-        <w:rPr>
-          <w:rFonts w:ascii="Arial" w:cs="Arial" w:eastAsia="Arial" w:hAnsi="Arial"/>
-          <w:sz w:val="20"/>
-          <w:szCs w:val="20"/>
-        </w:rPr>
-        <w:t xml:space="preserve">Sign pattern: The most important criterion. If the positive and negative bands appear in the same spectral regions as experiment, the computed absolute configuration is confirmed.</w:t>
-      </w:r>
-    </w:p>
-    <w:p>
-      <w:pPr>
-        <w:pStyle w:val="ListParagraph"/>
-        <w:numPr>
-          <w:ilvl w:val="0"/>
-          <w:numId w:val="2"/>
-        </w:numPr>
-        <w:spacing w:after="60"/>
-      </w:pPr>
-      <w:r>
-        <w:rPr>
-          <w:rFonts w:ascii="Arial" w:cs="Arial" w:eastAsia="Arial" w:hAnsi="Arial"/>
-          <w:sz w:val="20"/>
-          <w:szCs w:val="20"/>
-        </w:rPr>
-        <w:t xml:space="preserve">Band positions: TDDFT excitation energies are typically accurate to within 0.2-0.4 eV, so expect wavelength shifts of 10-30 nm compared to experiment.</w:t>
-      </w:r>
-    </w:p>
-    <w:p>
-      <w:pPr>
-        <w:pStyle w:val="ListParagraph"/>
-        <w:numPr>
-          <w:ilvl w:val="0"/>
-          <w:numId w:val="2"/>
-        </w:numPr>
-        <w:spacing w:after="60"/>
-      </w:pPr>
-      <w:r>
-        <w:rPr>
-          <w:rFonts w:ascii="Arial" w:cs="Arial" w:eastAsia="Arial" w:hAnsi="Arial"/>
-          <w:sz w:val="20"/>
-          <w:szCs w:val="20"/>
-        </w:rPr>
-        <w:t xml:space="preserve">Band intensities: Absolute rotatory strengths are harder to reproduce than signs. Relative band heights are more informative than absolute magnitudes.</w:t>
-      </w:r>
-    </w:p>
-    <w:p>
-      <w:pPr>
-        <w:pStyle w:val="ListParagraph"/>
-        <w:numPr>
-          <w:ilvl w:val="0"/>
-          <w:numId w:val="2"/>
-        </w:numPr>
-        <w:spacing w:after="60"/>
-      </w:pPr>
-      <w:r>
-        <w:rPr>
-          <w:rFonts w:ascii="Arial" w:cs="Arial" w:eastAsia="Arial" w:hAnsi="Arial"/>
-          <w:sz w:val="20"/>
-          <w:szCs w:val="20"/>
-        </w:rPr>
-        <w:t xml:space="preserve">Broadening: The FWHM parameter affects the visual appearance of the spectrum. You may need to adjust --fwhm to get a shape that visually resembles the experimental envelope.</w:t>
-      </w:r>
-    </w:p>
-    <w:tbl>
-      <w:tblPr>
-        <w:tblW w:type="dxa" w:w="9360"/>
-        <w:tblBorders>
-          <w:top w:val="single" w:color="auto" w:sz="4"/>
-          <w:left w:val="single" w:color="auto" w:sz="4"/>
-          <w:bottom w:val="single" w:color="auto" w:sz="4"/>
-          <w:right w:val="single" w:color="auto" w:sz="4"/>
-          <w:insideH w:val="single" w:color="auto" w:sz="4"/>
-          <w:insideV w:val="single" w:color="auto" w:sz="4"/>
-        </w:tblBorders>
-      </w:tblPr>
-      <w:tblGrid>
-        <w:gridCol w:w="9360"/>
-      </w:tblGrid>
-      <w:tr>
-        <w:tc>
-          <w:tcPr>
-            <w:tcW w:type="dxa" w:w="9360"/>
-            <w:tcBorders>
-              <w:top w:val="single" w:color="AAAAAA" w:sz="1"/>
-              <w:left w:val="single" w:color="AAAAAA" w:sz="1"/>
-              <w:bottom w:val="single" w:color="AAAAAA" w:sz="1"/>
-              <w:right w:val="single" w:color="AAAAAA" w:sz="1"/>
-            </w:tcBorders>
-            <w:shd w:fill="E8DAEF" w:val="clear"/>
-            <w:tcMar>
-              <w:top w:type="dxa" w:w="80"/>
-              <w:left w:type="dxa" w:w="160"/>
-              <w:bottom w:type="dxa" w:w="80"/>
-              <w:right w:type="dxa" w:w="160"/>
-            </w:tcMar>
-          </w:tcPr>
-          <w:p>
-            <w:pPr>
               <w:spacing w:after="60"/>
             </w:pPr>
             <w:r>
@@ -4679,7 +4707,7 @@
                 <w:sz w:val="20"/>
                 <w:szCs w:val="20"/>
               </w:rPr>
-              <w:t xml:space="preserve">Discussion Question 5:</w:t>
+              <w:t xml:space="preserve">Script Quick Reference</w:t>
             </w:r>
           </w:p>
           <w:p>
@@ -4692,63 +4720,7 @@
                 <w:sz w:val="19"/>
                 <w:szCs w:val="19"/>
               </w:rPr>
-              <w:t xml:space="preserve">Based on your comparison, does your computed ECD spectrum support the (1R,2S) absolute configuration of ephedrine? What level of agreement would you consider sufficient to make a confident assignment in a research context? Refer to Pescitelli &amp; Bruhn (2016) for guidance.</w:t>
-            </w:r>
-          </w:p>
-        </w:tc>
-      </w:tr>
-    </w:tbl>
-    <w:p>
-      <w:pPr>
-        <w:spacing w:after="80"/>
-      </w:pPr>
-    </w:p>
-    <w:tbl>
-      <w:tblPr>
-        <w:tblW w:type="dxa" w:w="9360"/>
-        <w:tblBorders>
-          <w:top w:val="single" w:color="auto" w:sz="4"/>
-          <w:left w:val="single" w:color="auto" w:sz="4"/>
-          <w:bottom w:val="single" w:color="auto" w:sz="4"/>
-          <w:right w:val="single" w:color="auto" w:sz="4"/>
-          <w:insideH w:val="single" w:color="auto" w:sz="4"/>
-          <w:insideV w:val="single" w:color="auto" w:sz="4"/>
-        </w:tblBorders>
-      </w:tblPr>
-      <w:tblGrid>
-        <w:gridCol w:w="9360"/>
-      </w:tblGrid>
-      <w:tr>
-        <w:tc>
-          <w:tcPr>
-            <w:tcW w:type="dxa" w:w="9360"/>
-            <w:tcBorders>
-              <w:top w:val="single" w:color="AAAAAA" w:sz="1"/>
-              <w:left w:val="single" w:color="AAAAAA" w:sz="1"/>
-              <w:bottom w:val="single" w:color="AAAAAA" w:sz="1"/>
-              <w:right w:val="single" w:color="AAAAAA" w:sz="1"/>
-            </w:tcBorders>
-            <w:shd w:fill="E8DAEF" w:val="clear"/>
-            <w:tcMar>
-              <w:top w:type="dxa" w:w="80"/>
-              <w:left w:type="dxa" w:w="160"/>
-              <w:bottom w:type="dxa" w:w="80"/>
-              <w:right w:type="dxa" w:w="160"/>
-            </w:tcMar>
-          </w:tcPr>
-          <w:p>
-            <w:pPr>
-              <w:spacing w:after="60"/>
-            </w:pPr>
-            <w:r>
-              <w:rPr>
-                <w:rFonts w:ascii="Arial" w:cs="Arial" w:eastAsia="Arial" w:hAnsi="Arial"/>
-                <w:b/>
-                <w:bCs/>
-                <w:sz w:val="20"/>
-                <w:szCs w:val="20"/>
-              </w:rPr>
-              <w:t xml:space="preserve">Discussion Question 6:</w:t>
+              <w:t xml:space="preserve">Stage 1: ./1-orca-init-opt.sh [--method --basis --disp --cpus] molecules.txt</w:t>
             </w:r>
           </w:p>
           <w:p>
@@ -4761,262 +4733,7 @@
                 <w:sz w:val="19"/>
                 <w:szCs w:val="19"/>
               </w:rPr>
-              <w:t xml:space="preserve">Reflect on the entire two-session workflow. If you were starting a new research project that required computing an ECD spectrum for a molecule you had never studied before, what would your step-by-step protocol be? What would you check at each stage to ensure the quality of your results?</w:t>
-            </w:r>
-          </w:p>
-        </w:tc>
-      </w:tr>
-    </w:tbl>
-    <w:p>
-      <w:pPr>
-        <w:spacing w:after="80"/>
-      </w:pPr>
-    </w:p>
-    <w:p>
-      <w:pPr>
-        <w:pStyle w:val="Heading1"/>
-        <w:spacing w:before="360" w:after="160"/>
-      </w:pPr>
-      <w:r>
-        <w:rPr>
-          <w:rFonts w:ascii="Arial" w:cs="Arial" w:eastAsia="Arial" w:hAnsi="Arial"/>
-          <w:b/>
-          <w:bCs/>
-          <w:sz w:val="28"/>
-          <w:szCs w:val="28"/>
-        </w:rPr>
-        <w:t xml:space="preserve">Part 5: Summary and Report Preparation</w:t>
-      </w:r>
-    </w:p>
-    <w:p>
-      <w:pPr>
-        <w:spacing w:after="120"/>
-      </w:pPr>
-      <w:r>
-        <w:rPr>
-          <w:rFonts w:ascii="Arial" w:cs="Arial" w:eastAsia="Arial" w:hAnsi="Arial"/>
-          <w:sz w:val="20"/>
-          <w:szCs w:val="20"/>
-        </w:rPr>
-        <w:t xml:space="preserve">Compile your results into a short report (2-3 pages) that includes:</w:t>
-      </w:r>
-    </w:p>
-    <w:p>
-      <w:pPr>
-        <w:pStyle w:val="ListParagraph"/>
-        <w:numPr>
-          <w:ilvl w:val="0"/>
-          <w:numId w:val="3"/>
-        </w:numPr>
-        <w:spacing w:after="80"/>
-      </w:pPr>
-      <w:r>
-        <w:rPr>
-          <w:rFonts w:ascii="Arial" w:cs="Arial" w:eastAsia="Arial" w:hAnsi="Arial"/>
-          <w:sz w:val="20"/>
-          <w:szCs w:val="20"/>
-        </w:rPr>
-        <w:t xml:space="preserve">A description of the molecule, its conformational flexibility, and why conformer treatment matters for ECD.</w:t>
-      </w:r>
-    </w:p>
-    <w:p>
-      <w:pPr>
-        <w:pStyle w:val="ListParagraph"/>
-        <w:numPr>
-          <w:ilvl w:val="0"/>
-          <w:numId w:val="3"/>
-        </w:numPr>
-        <w:spacing w:after="80"/>
-      </w:pPr>
-      <w:r>
-        <w:rPr>
-          <w:rFonts w:ascii="Arial" w:cs="Arial" w:eastAsia="Arial" w:hAnsi="Arial"/>
-          <w:sz w:val="20"/>
-          <w:szCs w:val="20"/>
-        </w:rPr>
-        <w:t xml:space="preserve">Your Boltzmann population table showing the conformers that contributed to the final spectrum.</w:t>
-      </w:r>
-    </w:p>
-    <w:p>
-      <w:pPr>
-        <w:pStyle w:val="ListParagraph"/>
-        <w:numPr>
-          <w:ilvl w:val="0"/>
-          <w:numId w:val="3"/>
-        </w:numPr>
-        <w:spacing w:after="80"/>
-      </w:pPr>
-      <w:r>
-        <w:rPr>
-          <w:rFonts w:ascii="Arial" w:cs="Arial" w:eastAsia="Arial" w:hAnsi="Arial"/>
-          <w:sz w:val="20"/>
-          <w:szCs w:val="20"/>
-        </w:rPr>
-        <w:t xml:space="preserve">Figures showing (a) the full Boltzmann-averaged ECD spectrum, (b) a comparison with the single lowest-energy conformer, and (c) a comparison with experimental data.</w:t>
-      </w:r>
-    </w:p>
-    <w:p>
-      <w:pPr>
-        <w:pStyle w:val="ListParagraph"/>
-        <w:numPr>
-          <w:ilvl w:val="0"/>
-          <w:numId w:val="3"/>
-        </w:numPr>
-        <w:spacing w:after="80"/>
-      </w:pPr>
-      <w:r>
-        <w:rPr>
-          <w:rFonts w:ascii="Arial" w:cs="Arial" w:eastAsia="Arial" w:hAnsi="Arial"/>
-          <w:sz w:val="20"/>
-          <w:szCs w:val="20"/>
-        </w:rPr>
-        <w:t xml:space="preserve">A discussion of how the energy cutoff or Boltzmann threshold affected the computed spectrum.</w:t>
-      </w:r>
-    </w:p>
-    <w:p>
-      <w:pPr>
-        <w:pStyle w:val="ListParagraph"/>
-        <w:numPr>
-          <w:ilvl w:val="0"/>
-          <w:numId w:val="3"/>
-        </w:numPr>
-        <w:spacing w:after="80"/>
-      </w:pPr>
-      <w:r>
-        <w:rPr>
-          <w:rFonts w:ascii="Arial" w:cs="Arial" w:eastAsia="Arial" w:hAnsi="Arial"/>
-          <w:sz w:val="20"/>
-          <w:szCs w:val="20"/>
-        </w:rPr>
-        <w:t xml:space="preserve">A final assessment of whether your computed ECD supports the known absolute configuration of (1R,2S)-ephedrine.</w:t>
-      </w:r>
-    </w:p>
-    <w:p>
-      <w:pPr>
-        <w:spacing w:after="120"/>
-      </w:pPr>
-    </w:p>
-    <w:p>
-      <w:pPr>
-        <w:pStyle w:val="Heading2"/>
-        <w:spacing w:before="280" w:after="120"/>
-      </w:pPr>
-      <w:r>
-        <w:rPr>
-          <w:rFonts w:ascii="Arial" w:cs="Arial" w:eastAsia="Arial" w:hAnsi="Arial"/>
-          <w:b/>
-          <w:bCs/>
-          <w:sz w:val="24"/>
-          <w:szCs w:val="24"/>
-        </w:rPr>
-        <w:t xml:space="preserve">Key References</w:t>
-      </w:r>
-    </w:p>
-    <w:p>
-      <w:pPr>
-        <w:pStyle w:val="ListParagraph"/>
-        <w:numPr>
-          <w:ilvl w:val="0"/>
-          <w:numId w:val="2"/>
-        </w:numPr>
-        <w:spacing w:after="60"/>
-      </w:pPr>
-      <w:r>
-        <w:rPr>
-          <w:rFonts w:ascii="Arial" w:cs="Arial" w:eastAsia="Arial" w:hAnsi="Arial"/>
-          <w:sz w:val="19"/>
-          <w:szCs w:val="19"/>
-        </w:rPr>
-        <w:t xml:space="preserve">Pescitelli, G.; Bruhn, T. Good Computational Practice in the Assignment of Absolute Configurations by TDDFT Calculations of ECD Spectra. Chirality 2016, 28, 466-474.</w:t>
-      </w:r>
-    </w:p>
-    <w:p>
-      <w:pPr>
-        <w:pStyle w:val="ListParagraph"/>
-        <w:numPr>
-          <w:ilvl w:val="0"/>
-          <w:numId w:val="2"/>
-        </w:numPr>
-        <w:spacing w:after="60"/>
-      </w:pPr>
-      <w:r>
-        <w:rPr>
-          <w:rFonts w:ascii="Arial" w:cs="Arial" w:eastAsia="Arial" w:hAnsi="Arial"/>
-          <w:sz w:val="19"/>
-          <w:szCs w:val="19"/>
-        </w:rPr>
-        <w:t xml:space="preserve">Pescitelli, G.; Di Bari, L.; Berova, N. Conformational Aspects in the Studies of Organic Compounds by Electronic Circular Dichroism. Chem. Soc. Rev. 2011, 40, 4603-4625.</w:t>
-      </w:r>
-    </w:p>
-    <w:p>
-      <w:pPr>
-        <w:pStyle w:val="ListParagraph"/>
-        <w:numPr>
-          <w:ilvl w:val="0"/>
-          <w:numId w:val="2"/>
-        </w:numPr>
-        <w:spacing w:after="60"/>
-      </w:pPr>
-      <w:r>
-        <w:rPr>
-          <w:rFonts w:ascii="Arial" w:cs="Arial" w:eastAsia="Arial" w:hAnsi="Arial"/>
-          <w:sz w:val="19"/>
-          <w:szCs w:val="19"/>
-        </w:rPr>
-        <w:t xml:space="preserve">Laurent, A. D.; Jacquemin, D. TD-DFT Benchmarks: A Review. Int. J. Quantum Chem. 2013, 113, 2019-2039.</w:t>
-      </w:r>
-    </w:p>
-    <w:p>
-      <w:pPr>
-        <w:spacing w:after="200"/>
-      </w:pPr>
-    </w:p>
-    <w:tbl>
-      <w:tblPr>
-        <w:tblW w:type="dxa" w:w="9360"/>
-        <w:tblBorders>
-          <w:top w:val="single" w:color="auto" w:sz="4"/>
-          <w:left w:val="single" w:color="auto" w:sz="4"/>
-          <w:bottom w:val="single" w:color="auto" w:sz="4"/>
-          <w:right w:val="single" w:color="auto" w:sz="4"/>
-          <w:insideH w:val="single" w:color="auto" w:sz="4"/>
-          <w:insideV w:val="single" w:color="auto" w:sz="4"/>
-        </w:tblBorders>
-      </w:tblPr>
-      <w:tblGrid>
-        <w:gridCol w:w="9360"/>
-      </w:tblGrid>
-      <w:tr>
-        <w:tc>
-          <w:tcPr>
-            <w:tcW w:type="dxa" w:w="9360"/>
-            <w:tcBorders>
-              <w:top w:val="single" w:color="AAAAAA" w:sz="1"/>
-              <w:left w:val="single" w:color="AAAAAA" w:sz="1"/>
-              <w:bottom w:val="single" w:color="AAAAAA" w:sz="1"/>
-              <w:right w:val="single" w:color="AAAAAA" w:sz="1"/>
-            </w:tcBorders>
-            <w:shd w:fill="FFF3CD" w:val="clear"/>
-            <w:tcMar>
-              <w:top w:type="dxa" w:w="80"/>
-              <w:left w:type="dxa" w:w="160"/>
-              <w:bottom w:type="dxa" w:w="80"/>
-              <w:right w:type="dxa" w:w="160"/>
-            </w:tcMar>
-          </w:tcPr>
-          <w:p>
-            <w:pPr>
-              <w:spacing w:after="60"/>
-            </w:pPr>
-            <w:r>
-              <w:rPr>
-                <w:rFonts w:ascii="Arial" w:cs="Arial" w:eastAsia="Arial" w:hAnsi="Arial"/>
-                <w:b/>
-                <w:bCs/>
-                <w:sz w:val="20"/>
-                <w:szCs w:val="20"/>
-              </w:rPr>
-              <w:t xml:space="preserve">Script Quick Reference</w:t>
+              <w:t xml:space="preserve">Stage 2: ./2-orca-conf-search.sh [--ecut --conf] molecules.txt</w:t>
             </w:r>
           </w:p>
           <w:p>
@@ -5029,7 +4746,7 @@
                 <w:sz w:val="19"/>
                 <w:szCs w:val="19"/>
               </w:rPr>
-              <w:t xml:space="preserve">Stage 1: ./1-orca-init-opt.sh [--method --basis --disp --cpus] molecules.txt</w:t>
+              <w:t xml:space="preserve">Stage 4: ./4-orca-solvent-opt.sh [--method --basis --disp --solvent --cpus] molecules.txt</w:t>
             </w:r>
           </w:p>
           <w:p>
@@ -5042,7 +4759,7 @@
                 <w:sz w:val="19"/>
                 <w:szCs w:val="19"/>
               </w:rPr>
-              <w:t xml:space="preserve">Stage 2: ./2-orca-conf-search.sh [--ecut --conf] molecules.txt</w:t>
+              <w:t xml:space="preserve">Stage 5: ./5-orca-boltzmann-weight.sh [--temp --p-cut] molecules.txt</w:t>
             </w:r>
           </w:p>
           <w:p>
@@ -5055,59 +4772,7 @@
                 <w:sz w:val="19"/>
                 <w:szCs w:val="19"/>
               </w:rPr>
-              <w:t xml:space="preserve">Stage 4: ./4-orca-solvent-opt.sh [--method --basis --disp --solvent --cpus] molecules.txt</w:t>
-            </w:r>
-          </w:p>
-          <w:p>
-            <w:pPr>
-              <w:spacing w:after="40"/>
-            </w:pPr>
-            <w:r>
-              <w:rPr>
-                <w:rFonts w:ascii="Arial" w:cs="Arial" w:eastAsia="Arial" w:hAnsi="Arial"/>
-                <w:sz w:val="19"/>
-                <w:szCs w:val="19"/>
-              </w:rPr>
-              <w:t xml:space="preserve">Stage 5: ./5-orca-boltzmann-weight.sh [--temp --p-cut] molecules.txt</w:t>
-            </w:r>
-          </w:p>
-          <w:p>
-            <w:pPr>
-              <w:spacing w:after="40"/>
-            </w:pPr>
-            <w:r>
-              <w:rPr>
-                <w:rFonts w:ascii="Arial" w:cs="Arial" w:eastAsia="Arial" w:hAnsi="Arial"/>
-                <w:sz w:val="19"/>
-                <w:szCs w:val="19"/>
-              </w:rPr>
               <w:t xml:space="preserve">Stage 6: ./6-orca-ecd.sh [--method --basis --disp --solvent --roots --cpus] molecules.txt</w:t>
-            </w:r>
-          </w:p>
-          <w:p>
-            <w:pPr>
-              <w:spacing w:after="40"/>
-            </w:pPr>
-            <w:r>
-              <w:rPr>
-                <w:rFonts w:ascii="Arial" w:cs="Arial" w:eastAsia="Arial" w:hAnsi="Arial"/>
-                <w:sz w:val="19"/>
-                <w:szCs w:val="19"/>
-              </w:rPr>
-              <w:t xml:space="preserve">Plot:  </w:t>
-            </w:r>
-          </w:p>
-          <w:p>
-            <w:pPr>
-              <w:spacing w:after="40"/>
-            </w:pPr>
-            <w:r>
-              <w:rPr>
-                <w:rFonts w:ascii="Arial" w:cs="Arial" w:eastAsia="Arial" w:hAnsi="Arial"/>
-                <w:sz w:val="19"/>
-                <w:szCs w:val="19"/>
-              </w:rPr>
-              <w:t xml:space="preserve">Plot:  </w:t>
             </w:r>
           </w:p>
           <w:p>

--- a/Session2_ECD_Conformational_Averaging_Handout.docx
+++ b/Session2_ECD_Conformational_Averaging_Handout.docx
@@ -58,21 +58,6 @@
       <w:pPr>
         <w:spacing w:after="200"/>
       </w:pPr>
-    </w:p>
-    <w:p>
-      <w:pPr>
-        <w:spacing w:after="80"/>
-        <w:jc w:val="center"/>
-      </w:pPr>
-      <w:r>
-        <w:rPr>
-          <w:rFonts w:ascii="Arial" w:cs="Arial" w:eastAsia="Arial" w:hAnsi="Arial"/>
-          <w:color w:val="666666"/>
-          <w:sz w:val="20"/>
-          <w:szCs w:val="20"/>
-        </w:rPr>
-        <w:t xml:space="preserve">Department of Chemistry, University of South Florida</w:t>
-      </w:r>
     </w:p>
     <w:p>
       <w:pPr>

--- a/Session2_ECD_Conformational_Averaging_Handout.docx
+++ b/Session2_ECD_Conformational_Averaging_Handout.docx
@@ -3753,33 +3753,33 @@
                 <w:sz w:val="17"/>
                 <w:szCs w:val="17"/>
               </w:rPr>
-              <w:t xml:space="preserve"> </w:t>
-            </w:r>
-          </w:p>
-          <w:p>
-            <w:pPr>
-              <w:spacing w:after="20"/>
-            </w:pPr>
-            <w:r>
-              <w:rPr>
-                <w:rFonts w:ascii="Courier New" w:cs="Courier New" w:eastAsia="Courier New" w:hAnsi="Courier New"/>
-                <w:sz w:val="17"/>
-                <w:szCs w:val="17"/>
-              </w:rPr>
-              <w:t xml:space="preserve">  \</w:t>
-            </w:r>
-          </w:p>
-          <w:p>
-            <w:pPr>
-              <w:spacing w:after="20"/>
-            </w:pPr>
-            <w:r>
-              <w:rPr>
-                <w:rFonts w:ascii="Courier New" w:cs="Courier New" w:eastAsia="Courier New" w:hAnsi="Courier New"/>
-                <w:sz w:val="17"/>
-                <w:szCs w:val="17"/>
-              </w:rPr>
-              <w:t xml:space="preserve">  \</w:t>
+              <w:t xml:space="preserve">python3 or_ecd_uvvis_tools.py ephedrine/05_ecd/confN/confN.log \</w:t>
+            </w:r>
+          </w:p>
+          <w:p>
+            <w:pPr>
+              <w:spacing w:after="20"/>
+            </w:pPr>
+            <w:r>
+              <w:rPr>
+                <w:rFonts w:ascii="Courier New" w:cs="Courier New" w:eastAsia="Courier New" w:hAnsi="Courier New"/>
+                <w:sz w:val="17"/>
+                <w:szCs w:val="17"/>
+              </w:rPr>
+              <w:t xml:space="preserve">  --bw ephedrine/04_boltzmann/ephedrine_energies.dat \</w:t>
+            </w:r>
+          </w:p>
+          <w:p>
+            <w:pPr>
+              <w:spacing w:after="20"/>
+            </w:pPr>
+            <w:r>
+              <w:rPr>
+                <w:rFonts w:ascii="Courier New" w:cs="Courier New" w:eastAsia="Courier New" w:hAnsi="Courier New"/>
+                <w:sz w:val="17"/>
+                <w:szCs w:val="17"/>
+              </w:rPr>
+              <w:t xml:space="preserve">  --outdir ephedrine/single_conf --stick --xlim 190 350 --flip_x</w:t>
             </w:r>
           </w:p>
           <w:p>
@@ -4198,18 +4198,18 @@
     </w:p>
     <w:p>
       <w:pPr>
-        <w:pStyle w:val="Heading1"/>
-        <w:spacing w:before="360" w:after="160"/>
+        <w:pStyle w:val="Heading2"/>
+        <w:spacing w:before="280" w:after="120"/>
       </w:pPr>
       <w:r>
         <w:rPr>
           <w:rFonts w:ascii="Arial" w:cs="Arial" w:eastAsia="Arial" w:hAnsi="Arial"/>
           <w:b/>
           <w:bCs/>
-          <w:sz w:val="28"/>
-          <w:szCs w:val="28"/>
-        </w:rPr>
-        <w:t xml:space="preserve">Part 4: Comparison to Experimental ECD</w:t>
+          <w:sz w:val="24"/>
+          <w:szCs w:val="24"/>
+        </w:rPr>
+        <w:t xml:space="preserve">Exercise 3.4: Comparing Confab and CREST Conformer Search</w:t>
       </w:r>
     </w:p>
     <w:p>
@@ -4222,7 +4222,7 @@
           <w:sz w:val="20"/>
           <w:szCs w:val="20"/>
         </w:rPr>
-        <w:t xml:space="preserve">The final test of any computational spectroscopy workflow is comparison to experiment. Obtain the experimental ECD spectrum of (1R,2S)-ephedrine from the literature. Your instructor will provide a reference or you can search for published ECD data in journals such as Chirality, Tetrahedron, or the Journal of Organic Chemistry.</w:t>
+        <w:t xml:space="preserve">The baseline workflow uses Confab (Open Babel) for conformer generation because it is fast and widely available. An alternative is CREST (iMTD-GC algorithm), which uses a semiempirical GFN2-xTB potential and metadynamic sampling to explore conformational space more thoroughly, particularly for molecules with multiple interacting rotatable bonds. In this exercise you will re-run the conformer search using CREST and compare the resulting conformer ensemble and averaged ECD spectrum to your Confab baseline.</w:t>
       </w:r>
     </w:p>
     <w:p>
@@ -4235,79 +4235,7 @@
           <w:sz w:val="20"/>
           <w:szCs w:val="20"/>
         </w:rPr>
-        <w:t xml:space="preserve">When comparing computed and experimental ECD spectra, keep the following in mind:</w:t>
-      </w:r>
-    </w:p>
-    <w:p>
-      <w:pPr>
-        <w:pStyle w:val="ListParagraph"/>
-        <w:numPr>
-          <w:ilvl w:val="0"/>
-          <w:numId w:val="2"/>
-        </w:numPr>
-        <w:spacing w:after="60"/>
-      </w:pPr>
-      <w:r>
-        <w:rPr>
-          <w:rFonts w:ascii="Arial" w:cs="Arial" w:eastAsia="Arial" w:hAnsi="Arial"/>
-          <w:sz w:val="20"/>
-          <w:szCs w:val="20"/>
-        </w:rPr>
-        <w:t xml:space="preserve">Sign pattern: The most important criterion. If the positive and negative bands appear in the same spectral regions as experiment, the computed absolute configuration is confirmed.</w:t>
-      </w:r>
-    </w:p>
-    <w:p>
-      <w:pPr>
-        <w:pStyle w:val="ListParagraph"/>
-        <w:numPr>
-          <w:ilvl w:val="0"/>
-          <w:numId w:val="2"/>
-        </w:numPr>
-        <w:spacing w:after="60"/>
-      </w:pPr>
-      <w:r>
-        <w:rPr>
-          <w:rFonts w:ascii="Arial" w:cs="Arial" w:eastAsia="Arial" w:hAnsi="Arial"/>
-          <w:sz w:val="20"/>
-          <w:szCs w:val="20"/>
-        </w:rPr>
-        <w:t xml:space="preserve">Band positions: TDDFT excitation energies are typically accurate to within 0.2-0.4 eV, so expect wavelength shifts of 10-30 nm compared to experiment.</w:t>
-      </w:r>
-    </w:p>
-    <w:p>
-      <w:pPr>
-        <w:pStyle w:val="ListParagraph"/>
-        <w:numPr>
-          <w:ilvl w:val="0"/>
-          <w:numId w:val="2"/>
-        </w:numPr>
-        <w:spacing w:after="60"/>
-      </w:pPr>
-      <w:r>
-        <w:rPr>
-          <w:rFonts w:ascii="Arial" w:cs="Arial" w:eastAsia="Arial" w:hAnsi="Arial"/>
-          <w:sz w:val="20"/>
-          <w:szCs w:val="20"/>
-        </w:rPr>
-        <w:t xml:space="preserve">Band intensities: Absolute rotatory strengths are harder to reproduce than signs. Relative band heights are more informative than absolute magnitudes.</w:t>
-      </w:r>
-    </w:p>
-    <w:p>
-      <w:pPr>
-        <w:pStyle w:val="ListParagraph"/>
-        <w:numPr>
-          <w:ilvl w:val="0"/>
-          <w:numId w:val="2"/>
-        </w:numPr>
-        <w:spacing w:after="60"/>
-      </w:pPr>
-      <w:r>
-        <w:rPr>
-          <w:rFonts w:ascii="Arial" w:cs="Arial" w:eastAsia="Arial" w:hAnsi="Arial"/>
-          <w:sz w:val="20"/>
-          <w:szCs w:val="20"/>
-        </w:rPr>
-        <w:t xml:space="preserve">Broadening: The FWHM parameter affects the visual appearance of the spectrum. You may need to adjust --fwhm to get a shape that visually resembles the experimental envelope.</w:t>
+        <w:t xml:space="preserve">First, rename your existing Confab results to preserve them, then run the CREST conformer search:</w:t>
       </w:r>
     </w:p>
     <w:tbl>
@@ -4335,7 +4263,7 @@
               <w:bottom w:val="single" w:color="AAAAAA" w:sz="1"/>
               <w:right w:val="single" w:color="AAAAAA" w:sz="1"/>
             </w:tcBorders>
-            <w:shd w:fill="E8DAEF" w:val="clear"/>
+            <w:shd w:fill="F2F2F2" w:val="clear"/>
             <w:tcMar>
               <w:top w:type="dxa" w:w="80"/>
               <w:left w:type="dxa" w:w="160"/>
@@ -4345,30 +4273,119 @@
           </w:tcPr>
           <w:p>
             <w:pPr>
-              <w:spacing w:after="60"/>
-            </w:pPr>
-            <w:r>
-              <w:rPr>
-                <w:rFonts w:ascii="Arial" w:cs="Arial" w:eastAsia="Arial" w:hAnsi="Arial"/>
-                <w:b/>
-                <w:bCs/>
-                <w:sz w:val="20"/>
-                <w:szCs w:val="20"/>
-              </w:rPr>
-              <w:t xml:space="preserve">Discussion Question 5:</w:t>
-            </w:r>
-          </w:p>
-          <w:p>
-            <w:pPr>
-              <w:spacing w:after="40"/>
-            </w:pPr>
-            <w:r>
-              <w:rPr>
-                <w:rFonts w:ascii="Arial" w:cs="Arial" w:eastAsia="Arial" w:hAnsi="Arial"/>
-                <w:sz w:val="19"/>
-                <w:szCs w:val="19"/>
-              </w:rPr>
-              <w:t xml:space="preserve">Based on your comparison, does your computed ECD spectrum support the (1R,2S) absolute configuration of ephedrine? What level of agreement would you consider sufficient to make a confident assignment in a research context? Refer to Pescitelli &amp; Bruhn (2016) for guidance.</w:t>
+              <w:spacing w:after="20"/>
+            </w:pPr>
+            <w:r>
+              <w:rPr>
+                <w:rFonts w:ascii="Courier New" w:cs="Courier New" w:eastAsia="Courier New" w:hAnsi="Courier New"/>
+                <w:sz w:val="17"/>
+                <w:szCs w:val="17"/>
+              </w:rPr>
+              <w:t xml:space="preserve"># Preserve Confab results</w:t>
+            </w:r>
+          </w:p>
+          <w:p>
+            <w:pPr>
+              <w:spacing w:after="20"/>
+            </w:pPr>
+            <w:r>
+              <w:rPr>
+                <w:rFonts w:ascii="Courier New" w:cs="Courier New" w:eastAsia="Courier New" w:hAnsi="Courier New"/>
+                <w:sz w:val="17"/>
+                <w:szCs w:val="17"/>
+              </w:rPr>
+              <w:t xml:space="preserve">mv ephedrine/02_conf_search ephedrine/02_conf_search_confab</w:t>
+            </w:r>
+          </w:p>
+          <w:p>
+            <w:pPr>
+              <w:spacing w:after="20"/>
+            </w:pPr>
+            <w:r>
+              <w:rPr>
+                <w:rFonts w:ascii="Courier New" w:cs="Courier New" w:eastAsia="Courier New" w:hAnsi="Courier New"/>
+                <w:sz w:val="17"/>
+                <w:szCs w:val="17"/>
+              </w:rPr>
+              <w:t xml:space="preserve"> </w:t>
+            </w:r>
+          </w:p>
+          <w:p>
+            <w:pPr>
+              <w:spacing w:after="20"/>
+            </w:pPr>
+            <w:r>
+              <w:rPr>
+                <w:rFonts w:ascii="Courier New" w:cs="Courier New" w:eastAsia="Courier New" w:hAnsi="Courier New"/>
+                <w:sz w:val="17"/>
+                <w:szCs w:val="17"/>
+              </w:rPr>
+              <w:t xml:space="preserve"># Run CREST conformer search</w:t>
+            </w:r>
+          </w:p>
+          <w:p>
+            <w:pPr>
+              <w:spacing w:after="20"/>
+            </w:pPr>
+            <w:r>
+              <w:rPr>
+                <w:rFonts w:ascii="Courier New" w:cs="Courier New" w:eastAsia="Courier New" w:hAnsi="Courier New"/>
+                <w:sz w:val="17"/>
+                <w:szCs w:val="17"/>
+              </w:rPr>
+              <w:t xml:space="preserve">./2b-crest-conf-search.sh molecules.txt</w:t>
+            </w:r>
+          </w:p>
+          <w:p>
+            <w:pPr>
+              <w:spacing w:after="20"/>
+            </w:pPr>
+            <w:r>
+              <w:rPr>
+                <w:rFonts w:ascii="Courier New" w:cs="Courier New" w:eastAsia="Courier New" w:hAnsi="Courier New"/>
+                <w:sz w:val="17"/>
+                <w:szCs w:val="17"/>
+              </w:rPr>
+              <w:t xml:space="preserve"> </w:t>
+            </w:r>
+          </w:p>
+          <w:p>
+            <w:pPr>
+              <w:spacing w:after="20"/>
+            </w:pPr>
+            <w:r>
+              <w:rPr>
+                <w:rFonts w:ascii="Courier New" w:cs="Courier New" w:eastAsia="Courier New" w:hAnsi="Courier New"/>
+                <w:sz w:val="17"/>
+                <w:szCs w:val="17"/>
+              </w:rPr>
+              <w:t xml:space="preserve"># Compare conformer counts</w:t>
+            </w:r>
+          </w:p>
+          <w:p>
+            <w:pPr>
+              <w:spacing w:after="20"/>
+            </w:pPr>
+            <w:r>
+              <w:rPr>
+                <w:rFonts w:ascii="Courier New" w:cs="Courier New" w:eastAsia="Courier New" w:hAnsi="Courier New"/>
+                <w:sz w:val="17"/>
+                <w:szCs w:val="17"/>
+              </w:rPr>
+              <w:t xml:space="preserve">ls ephedrine/02_conf_search_confab/split_xyz/*.xyz | wc -l</w:t>
+            </w:r>
+          </w:p>
+          <w:p>
+            <w:pPr>
+              <w:spacing w:after="20"/>
+            </w:pPr>
+            <w:r>
+              <w:rPr>
+                <w:rFonts w:ascii="Courier New" w:cs="Courier New" w:eastAsia="Courier New" w:hAnsi="Courier New"/>
+                <w:sz w:val="17"/>
+                <w:szCs w:val="17"/>
+              </w:rPr>
+              <w:t xml:space="preserve">ls ephedrine/02_conf_search/split_xyz/*.xyz | wc -l</w:t>
             </w:r>
           </w:p>
         </w:tc>
@@ -4376,8 +4393,16 @@
     </w:tbl>
     <w:p>
       <w:pPr>
-        <w:spacing w:after="80"/>
-      </w:pPr>
+        <w:spacing w:after="120"/>
+      </w:pPr>
+      <w:r>
+        <w:rPr>
+          <w:rFonts w:ascii="Arial" w:cs="Arial" w:eastAsia="Arial" w:hAnsi="Arial"/>
+          <w:sz w:val="20"/>
+          <w:szCs w:val="20"/>
+        </w:rPr>
+        <w:t xml:space="preserve">Then re-run Stages 3-6 with the CREST conformer set and re-plot the ECD spectrum. Compare the CREST result to your Confab baseline.</w:t>
+      </w:r>
     </w:p>
     <w:tbl>
       <w:tblPr>
@@ -4399,12 +4424,12 @@
           <w:tcPr>
             <w:tcW w:type="dxa" w:w="9360"/>
             <w:tcBorders>
-              <w:top w:val="single" w:color="AAAAAA" w:sz="1"/>
-              <w:left w:val="single" w:color="AAAAAA" w:sz="1"/>
-              <w:bottom w:val="single" w:color="AAAAAA" w:sz="1"/>
-              <w:right w:val="single" w:color="AAAAAA" w:sz="1"/>
-            </w:tcBorders>
-            <w:shd w:fill="E8DAEF" w:val="clear"/>
+              <w:top w:val="single" w:color="2E75B6" w:sz="4"/>
+              <w:left w:val="single" w:color="2E75B6" w:sz="4"/>
+              <w:bottom w:val="single" w:color="2E75B6" w:sz="4"/>
+              <w:right w:val="single" w:color="2E75B6" w:sz="4"/>
+            </w:tcBorders>
+            <w:shd w:fill="D9E2F3" w:val="clear"/>
             <w:tcMar>
               <w:top w:type="dxa" w:w="80"/>
               <w:left w:type="dxa" w:w="160"/>
@@ -4414,7 +4439,7 @@
           </w:tcPr>
           <w:p>
             <w:pPr>
-              <w:spacing w:after="60"/>
+              <w:spacing w:after="40"/>
             </w:pPr>
             <w:r>
               <w:rPr>
@@ -4424,7 +4449,7 @@
                 <w:sz w:val="20"/>
                 <w:szCs w:val="20"/>
               </w:rPr>
-              <w:t xml:space="preserve">Discussion Question 6:</w:t>
+              <w:t xml:space="preserve">Discussion Question 7:</w:t>
             </w:r>
           </w:p>
           <w:p>
@@ -4434,20 +4459,15 @@
             <w:r>
               <w:rPr>
                 <w:rFonts w:ascii="Arial" w:cs="Arial" w:eastAsia="Arial" w:hAnsi="Arial"/>
-                <w:sz w:val="19"/>
-                <w:szCs w:val="19"/>
-              </w:rPr>
-              <w:t xml:space="preserve">Reflect on the entire two-session workflow. If you were starting a new research project that required computing an ECD spectrum for a molecule you had never studied before, what would your step-by-step protocol be? What would you check at each stage to ensure the quality of your results?</w:t>
+                <w:sz w:val="20"/>
+                <w:szCs w:val="20"/>
+              </w:rPr>
+              <w:t xml:space="preserve">How does the number of conformers generated by CREST compare to Confab? Does the Boltzmann-averaged ECD spectrum change when the CREST ensemble is used? What does any difference tell you about the completeness of the Confab conformer search for ephedrine? Which method would you recommend for a molecule with more rotatable bonds, and why?</w:t>
             </w:r>
           </w:p>
         </w:tc>
       </w:tr>
     </w:tbl>
-    <w:p>
-      <w:pPr>
-        <w:spacing w:after="80"/>
-      </w:pPr>
-    </w:p>
     <w:p>
       <w:pPr>
         <w:pStyle w:val="Heading1"/>
@@ -4461,7 +4481,7 @@
           <w:sz w:val="28"/>
           <w:szCs w:val="28"/>
         </w:rPr>
-        <w:t xml:space="preserve">Part 5: Summary and Report Preparation</w:t>
+        <w:t xml:space="preserve">Part 4: Comparison to Experimental ECD</w:t>
       </w:r>
     </w:p>
     <w:p>
@@ -4474,17 +4494,12 @@
           <w:sz w:val="20"/>
           <w:szCs w:val="20"/>
         </w:rPr>
-        <w:t xml:space="preserve">Compile your results into a short report (2-3 pages) that includes:</w:t>
-      </w:r>
-    </w:p>
-    <w:p>
-      <w:pPr>
-        <w:pStyle w:val="ListParagraph"/>
-        <w:numPr>
-          <w:ilvl w:val="0"/>
-          <w:numId w:val="3"/>
-        </w:numPr>
-        <w:spacing w:after="80"/>
+        <w:t xml:space="preserve">The final test of any computational spectroscopy workflow is comparison to experiment. Obtain the experimental ECD spectrum of (1R,2S)-ephedrine from the literature. Your instructor will provide a reference or you can search for published ECD data in journals such as Chirality, Tetrahedron, or the Journal of Organic Chemistry.</w:t>
+      </w:r>
+    </w:p>
+    <w:p>
+      <w:pPr>
+        <w:spacing w:after="120"/>
       </w:pPr>
       <w:r>
         <w:rPr>
@@ -4492,100 +4507,7 @@
           <w:sz w:val="20"/>
           <w:szCs w:val="20"/>
         </w:rPr>
-        <w:t xml:space="preserve">A description of the molecule, its conformational flexibility, and why conformer treatment matters for ECD.</w:t>
-      </w:r>
-    </w:p>
-    <w:p>
-      <w:pPr>
-        <w:pStyle w:val="ListParagraph"/>
-        <w:numPr>
-          <w:ilvl w:val="0"/>
-          <w:numId w:val="3"/>
-        </w:numPr>
-        <w:spacing w:after="80"/>
-      </w:pPr>
-      <w:r>
-        <w:rPr>
-          <w:rFonts w:ascii="Arial" w:cs="Arial" w:eastAsia="Arial" w:hAnsi="Arial"/>
-          <w:sz w:val="20"/>
-          <w:szCs w:val="20"/>
-        </w:rPr>
-        <w:t xml:space="preserve">Your Boltzmann population table showing the conformers that contributed to the final spectrum.</w:t>
-      </w:r>
-    </w:p>
-    <w:p>
-      <w:pPr>
-        <w:pStyle w:val="ListParagraph"/>
-        <w:numPr>
-          <w:ilvl w:val="0"/>
-          <w:numId w:val="3"/>
-        </w:numPr>
-        <w:spacing w:after="80"/>
-      </w:pPr>
-      <w:r>
-        <w:rPr>
-          <w:rFonts w:ascii="Arial" w:cs="Arial" w:eastAsia="Arial" w:hAnsi="Arial"/>
-          <w:sz w:val="20"/>
-          <w:szCs w:val="20"/>
-        </w:rPr>
-        <w:t xml:space="preserve">Figures showing (a) the full Boltzmann-averaged ECD spectrum, (b) a comparison with the single lowest-energy conformer, and (c) a comparison with experimental data.</w:t>
-      </w:r>
-    </w:p>
-    <w:p>
-      <w:pPr>
-        <w:pStyle w:val="ListParagraph"/>
-        <w:numPr>
-          <w:ilvl w:val="0"/>
-          <w:numId w:val="3"/>
-        </w:numPr>
-        <w:spacing w:after="80"/>
-      </w:pPr>
-      <w:r>
-        <w:rPr>
-          <w:rFonts w:ascii="Arial" w:cs="Arial" w:eastAsia="Arial" w:hAnsi="Arial"/>
-          <w:sz w:val="20"/>
-          <w:szCs w:val="20"/>
-        </w:rPr>
-        <w:t xml:space="preserve">A discussion of how the energy cutoff or Boltzmann threshold affected the computed spectrum.</w:t>
-      </w:r>
-    </w:p>
-    <w:p>
-      <w:pPr>
-        <w:pStyle w:val="ListParagraph"/>
-        <w:numPr>
-          <w:ilvl w:val="0"/>
-          <w:numId w:val="3"/>
-        </w:numPr>
-        <w:spacing w:after="80"/>
-      </w:pPr>
-      <w:r>
-        <w:rPr>
-          <w:rFonts w:ascii="Arial" w:cs="Arial" w:eastAsia="Arial" w:hAnsi="Arial"/>
-          <w:sz w:val="20"/>
-          <w:szCs w:val="20"/>
-        </w:rPr>
-        <w:t xml:space="preserve">A final assessment of whether your computed ECD supports the known absolute configuration of (1R,2S)-ephedrine.</w:t>
-      </w:r>
-    </w:p>
-    <w:p>
-      <w:pPr>
-        <w:spacing w:after="120"/>
-      </w:pPr>
-    </w:p>
-    <w:p>
-      <w:pPr>
-        <w:pStyle w:val="Heading2"/>
-        <w:spacing w:before="280" w:after="120"/>
-      </w:pPr>
-      <w:r>
-        <w:rPr>
-          <w:rFonts w:ascii="Arial" w:cs="Arial" w:eastAsia="Arial" w:hAnsi="Arial"/>
-          <w:b/>
-          <w:bCs/>
-          <w:sz w:val="24"/>
-          <w:szCs w:val="24"/>
-        </w:rPr>
-        <w:t xml:space="preserve">Key References</w:t>
+        <w:t xml:space="preserve">When comparing computed and experimental ECD spectra, keep the following in mind:</w:t>
       </w:r>
     </w:p>
     <w:p>
@@ -4600,10 +4522,10 @@
       <w:r>
         <w:rPr>
           <w:rFonts w:ascii="Arial" w:cs="Arial" w:eastAsia="Arial" w:hAnsi="Arial"/>
-          <w:sz w:val="19"/>
-          <w:szCs w:val="19"/>
-        </w:rPr>
-        <w:t xml:space="preserve">Pescitelli, G.; Bruhn, T. Good Computational Practice in the Assignment of Absolute Configurations by TDDFT Calculations of ECD Spectra. Chirality 2016, 28, 466-474.</w:t>
+          <w:sz w:val="20"/>
+          <w:szCs w:val="20"/>
+        </w:rPr>
+        <w:t xml:space="preserve">Sign pattern: The most important criterion. If the positive and negative bands appear in the same spectral regions as experiment, the computed absolute configuration is confirmed.</w:t>
       </w:r>
     </w:p>
     <w:p>
@@ -4618,10 +4540,10 @@
       <w:r>
         <w:rPr>
           <w:rFonts w:ascii="Arial" w:cs="Arial" w:eastAsia="Arial" w:hAnsi="Arial"/>
-          <w:sz w:val="19"/>
-          <w:szCs w:val="19"/>
-        </w:rPr>
-        <w:t xml:space="preserve">Pescitelli, G.; Di Bari, L.; Berova, N. Conformational Aspects in the Studies of Organic Compounds by Electronic Circular Dichroism. Chem. Soc. Rev. 2011, 40, 4603-4625.</w:t>
+          <w:sz w:val="20"/>
+          <w:szCs w:val="20"/>
+        </w:rPr>
+        <w:t xml:space="preserve">Band positions: TDDFT excitation energies are typically accurate to within 0.2-0.4 eV, so expect wavelength shifts of 10-30 nm compared to experiment.</w:t>
       </w:r>
     </w:p>
     <w:p>
@@ -4636,16 +4558,29 @@
       <w:r>
         <w:rPr>
           <w:rFonts w:ascii="Arial" w:cs="Arial" w:eastAsia="Arial" w:hAnsi="Arial"/>
-          <w:sz w:val="19"/>
-          <w:szCs w:val="19"/>
-        </w:rPr>
-        <w:t xml:space="preserve">Laurent, A. D.; Jacquemin, D. TD-DFT Benchmarks: A Review. Int. J. Quantum Chem. 2013, 113, 2019-2039.</w:t>
-      </w:r>
-    </w:p>
-    <w:p>
-      <w:pPr>
-        <w:spacing w:after="200"/>
-      </w:pPr>
+          <w:sz w:val="20"/>
+          <w:szCs w:val="20"/>
+        </w:rPr>
+        <w:t xml:space="preserve">Band intensities: Absolute rotatory strengths are harder to reproduce than signs. Relative band heights are more informative than absolute magnitudes.</w:t>
+      </w:r>
+    </w:p>
+    <w:p>
+      <w:pPr>
+        <w:pStyle w:val="ListParagraph"/>
+        <w:numPr>
+          <w:ilvl w:val="0"/>
+          <w:numId w:val="2"/>
+        </w:numPr>
+        <w:spacing w:after="60"/>
+      </w:pPr>
+      <w:r>
+        <w:rPr>
+          <w:rFonts w:ascii="Arial" w:cs="Arial" w:eastAsia="Arial" w:hAnsi="Arial"/>
+          <w:sz w:val="20"/>
+          <w:szCs w:val="20"/>
+        </w:rPr>
+        <w:t xml:space="preserve">Broadening: The FWHM parameter affects the visual appearance of the spectrum. You may need to adjust --fwhm to get a shape that visually resembles the experimental envelope.</w:t>
+      </w:r>
     </w:p>
     <w:tbl>
       <w:tblPr>
@@ -4672,7 +4607,7 @@
               <w:bottom w:val="single" w:color="AAAAAA" w:sz="1"/>
               <w:right w:val="single" w:color="AAAAAA" w:sz="1"/>
             </w:tcBorders>
-            <w:shd w:fill="FFF3CD" w:val="clear"/>
+            <w:shd w:fill="E8DAEF" w:val="clear"/>
             <w:tcMar>
               <w:top w:type="dxa" w:w="80"/>
               <w:left w:type="dxa" w:w="160"/>
@@ -4692,7 +4627,7 @@
                 <w:sz w:val="20"/>
                 <w:szCs w:val="20"/>
               </w:rPr>
-              <w:t xml:space="preserve">Script Quick Reference</w:t>
+              <w:t xml:space="preserve">Discussion Question 5:</w:t>
             </w:r>
           </w:p>
           <w:p>
@@ -4705,7 +4640,63 @@
                 <w:sz w:val="19"/>
                 <w:szCs w:val="19"/>
               </w:rPr>
-              <w:t xml:space="preserve">Stage 1: ./1-orca-init-opt.sh [--method --basis --disp --cpus] molecules.txt</w:t>
+              <w:t xml:space="preserve">Based on your comparison, does your computed ECD spectrum support the (1R,2S) absolute configuration of ephedrine? What level of agreement would you consider sufficient to make a confident assignment in a research context? Refer to Pescitelli &amp; Bruhn (2016) for guidance.</w:t>
+            </w:r>
+          </w:p>
+        </w:tc>
+      </w:tr>
+    </w:tbl>
+    <w:p>
+      <w:pPr>
+        <w:spacing w:after="80"/>
+      </w:pPr>
+    </w:p>
+    <w:tbl>
+      <w:tblPr>
+        <w:tblW w:type="dxa" w:w="9360"/>
+        <w:tblBorders>
+          <w:top w:val="single" w:color="auto" w:sz="4"/>
+          <w:left w:val="single" w:color="auto" w:sz="4"/>
+          <w:bottom w:val="single" w:color="auto" w:sz="4"/>
+          <w:right w:val="single" w:color="auto" w:sz="4"/>
+          <w:insideH w:val="single" w:color="auto" w:sz="4"/>
+          <w:insideV w:val="single" w:color="auto" w:sz="4"/>
+        </w:tblBorders>
+      </w:tblPr>
+      <w:tblGrid>
+        <w:gridCol w:w="9360"/>
+      </w:tblGrid>
+      <w:tr>
+        <w:tc>
+          <w:tcPr>
+            <w:tcW w:type="dxa" w:w="9360"/>
+            <w:tcBorders>
+              <w:top w:val="single" w:color="AAAAAA" w:sz="1"/>
+              <w:left w:val="single" w:color="AAAAAA" w:sz="1"/>
+              <w:bottom w:val="single" w:color="AAAAAA" w:sz="1"/>
+              <w:right w:val="single" w:color="AAAAAA" w:sz="1"/>
+            </w:tcBorders>
+            <w:shd w:fill="E8DAEF" w:val="clear"/>
+            <w:tcMar>
+              <w:top w:type="dxa" w:w="80"/>
+              <w:left w:type="dxa" w:w="160"/>
+              <w:bottom w:type="dxa" w:w="80"/>
+              <w:right w:type="dxa" w:w="160"/>
+            </w:tcMar>
+          </w:tcPr>
+          <w:p>
+            <w:pPr>
+              <w:spacing w:after="60"/>
+            </w:pPr>
+            <w:r>
+              <w:rPr>
+                <w:rFonts w:ascii="Arial" w:cs="Arial" w:eastAsia="Arial" w:hAnsi="Arial"/>
+                <w:b/>
+                <w:bCs/>
+                <w:sz w:val="20"/>
+                <w:szCs w:val="20"/>
+              </w:rPr>
+              <w:t xml:space="preserve">Discussion Question 6:</w:t>
             </w:r>
           </w:p>
           <w:p>
@@ -4718,7 +4709,262 @@
                 <w:sz w:val="19"/>
                 <w:szCs w:val="19"/>
               </w:rPr>
-              <w:t xml:space="preserve">Stage 2: ./2-orca-conf-search.sh [--ecut --conf] molecules.txt</w:t>
+              <w:t xml:space="preserve">Reflect on the entire two-session workflow. If you were starting a new research project that required computing an ECD spectrum for a molecule you had never studied before, what would your step-by-step protocol be? What would you check at each stage to ensure the quality of your results?</w:t>
+            </w:r>
+          </w:p>
+        </w:tc>
+      </w:tr>
+    </w:tbl>
+    <w:p>
+      <w:pPr>
+        <w:spacing w:after="80"/>
+      </w:pPr>
+    </w:p>
+    <w:p>
+      <w:pPr>
+        <w:pStyle w:val="Heading1"/>
+        <w:spacing w:before="360" w:after="160"/>
+      </w:pPr>
+      <w:r>
+        <w:rPr>
+          <w:rFonts w:ascii="Arial" w:cs="Arial" w:eastAsia="Arial" w:hAnsi="Arial"/>
+          <w:b/>
+          <w:bCs/>
+          <w:sz w:val="28"/>
+          <w:szCs w:val="28"/>
+        </w:rPr>
+        <w:t xml:space="preserve">Part 5: Summary and Report Preparation</w:t>
+      </w:r>
+    </w:p>
+    <w:p>
+      <w:pPr>
+        <w:spacing w:after="120"/>
+      </w:pPr>
+      <w:r>
+        <w:rPr>
+          <w:rFonts w:ascii="Arial" w:cs="Arial" w:eastAsia="Arial" w:hAnsi="Arial"/>
+          <w:sz w:val="20"/>
+          <w:szCs w:val="20"/>
+        </w:rPr>
+        <w:t xml:space="preserve">Compile your results into a short report (2-3 pages) that includes:</w:t>
+      </w:r>
+    </w:p>
+    <w:p>
+      <w:pPr>
+        <w:pStyle w:val="ListParagraph"/>
+        <w:numPr>
+          <w:ilvl w:val="0"/>
+          <w:numId w:val="2"/>
+        </w:numPr>
+        <w:spacing w:after="80"/>
+      </w:pPr>
+      <w:r>
+        <w:rPr>
+          <w:rFonts w:ascii="Arial" w:cs="Arial" w:eastAsia="Arial" w:hAnsi="Arial"/>
+          <w:sz w:val="20"/>
+          <w:szCs w:val="20"/>
+        </w:rPr>
+        <w:t xml:space="preserve">A description of the molecule, its conformational flexibility, and why conformer treatment matters for ECD.</w:t>
+      </w:r>
+    </w:p>
+    <w:p>
+      <w:pPr>
+        <w:pStyle w:val="ListParagraph"/>
+        <w:numPr>
+          <w:ilvl w:val="0"/>
+          <w:numId w:val="2"/>
+        </w:numPr>
+        <w:spacing w:after="80"/>
+      </w:pPr>
+      <w:r>
+        <w:rPr>
+          <w:rFonts w:ascii="Arial" w:cs="Arial" w:eastAsia="Arial" w:hAnsi="Arial"/>
+          <w:sz w:val="20"/>
+          <w:szCs w:val="20"/>
+        </w:rPr>
+        <w:t xml:space="preserve">Your Boltzmann population table showing the conformers that contributed to the final spectrum.</w:t>
+      </w:r>
+    </w:p>
+    <w:p>
+      <w:pPr>
+        <w:pStyle w:val="ListParagraph"/>
+        <w:numPr>
+          <w:ilvl w:val="0"/>
+          <w:numId w:val="2"/>
+        </w:numPr>
+        <w:spacing w:after="80"/>
+      </w:pPr>
+      <w:r>
+        <w:rPr>
+          <w:rFonts w:ascii="Arial" w:cs="Arial" w:eastAsia="Arial" w:hAnsi="Arial"/>
+          <w:sz w:val="20"/>
+          <w:szCs w:val="20"/>
+        </w:rPr>
+        <w:t xml:space="preserve">Figures showing (a) the full Boltzmann-averaged ECD spectrum, (b) a comparison with the single lowest-energy conformer, and (c) a comparison with experimental data.</w:t>
+      </w:r>
+    </w:p>
+    <w:p>
+      <w:pPr>
+        <w:pStyle w:val="ListParagraph"/>
+        <w:numPr>
+          <w:ilvl w:val="0"/>
+          <w:numId w:val="2"/>
+        </w:numPr>
+        <w:spacing w:after="80"/>
+      </w:pPr>
+      <w:r>
+        <w:rPr>
+          <w:rFonts w:ascii="Arial" w:cs="Arial" w:eastAsia="Arial" w:hAnsi="Arial"/>
+          <w:sz w:val="20"/>
+          <w:szCs w:val="20"/>
+        </w:rPr>
+        <w:t xml:space="preserve">A discussion of how the energy cutoff or Boltzmann threshold affected the computed spectrum.</w:t>
+      </w:r>
+    </w:p>
+    <w:p>
+      <w:pPr>
+        <w:pStyle w:val="ListParagraph"/>
+        <w:numPr>
+          <w:ilvl w:val="0"/>
+          <w:numId w:val="2"/>
+        </w:numPr>
+        <w:spacing w:after="80"/>
+      </w:pPr>
+      <w:r>
+        <w:rPr>
+          <w:rFonts w:ascii="Arial" w:cs="Arial" w:eastAsia="Arial" w:hAnsi="Arial"/>
+          <w:sz w:val="20"/>
+          <w:szCs w:val="20"/>
+        </w:rPr>
+        <w:t xml:space="preserve">A final assessment of whether your computed ECD supports the known absolute configuration of (1R,2S)-ephedrine.</w:t>
+      </w:r>
+    </w:p>
+    <w:p>
+      <w:pPr>
+        <w:spacing w:after="120"/>
+      </w:pPr>
+    </w:p>
+    <w:p>
+      <w:pPr>
+        <w:pStyle w:val="Heading2"/>
+        <w:spacing w:before="280" w:after="120"/>
+      </w:pPr>
+      <w:r>
+        <w:rPr>
+          <w:rFonts w:ascii="Arial" w:cs="Arial" w:eastAsia="Arial" w:hAnsi="Arial"/>
+          <w:b/>
+          <w:bCs/>
+          <w:sz w:val="24"/>
+          <w:szCs w:val="24"/>
+        </w:rPr>
+        <w:t xml:space="preserve">Key References</w:t>
+      </w:r>
+    </w:p>
+    <w:p>
+      <w:pPr>
+        <w:pStyle w:val="ListParagraph"/>
+        <w:numPr>
+          <w:ilvl w:val="0"/>
+          <w:numId w:val="2"/>
+        </w:numPr>
+        <w:spacing w:after="60"/>
+      </w:pPr>
+      <w:r>
+        <w:rPr>
+          <w:rFonts w:ascii="Arial" w:cs="Arial" w:eastAsia="Arial" w:hAnsi="Arial"/>
+          <w:sz w:val="19"/>
+          <w:szCs w:val="19"/>
+        </w:rPr>
+        <w:t xml:space="preserve">Pescitelli, G.; Bruhn, T. Good Computational Practice in the Assignment of Absolute Configurations by TDDFT Calculations of ECD Spectra. Chirality 2016, 28, 466-474.</w:t>
+      </w:r>
+    </w:p>
+    <w:p>
+      <w:pPr>
+        <w:pStyle w:val="ListParagraph"/>
+        <w:numPr>
+          <w:ilvl w:val="0"/>
+          <w:numId w:val="2"/>
+        </w:numPr>
+        <w:spacing w:after="60"/>
+      </w:pPr>
+      <w:r>
+        <w:rPr>
+          <w:rFonts w:ascii="Arial" w:cs="Arial" w:eastAsia="Arial" w:hAnsi="Arial"/>
+          <w:sz w:val="19"/>
+          <w:szCs w:val="19"/>
+        </w:rPr>
+        <w:t xml:space="preserve">Pescitelli, G.; Di Bari, L.; Berova, N. Conformational Aspects in the Studies of Organic Compounds by Electronic Circular Dichroism. Chem. Soc. Rev. 2011, 40, 4603-4625.</w:t>
+      </w:r>
+    </w:p>
+    <w:p>
+      <w:pPr>
+        <w:pStyle w:val="ListParagraph"/>
+        <w:numPr>
+          <w:ilvl w:val="0"/>
+          <w:numId w:val="2"/>
+        </w:numPr>
+        <w:spacing w:after="60"/>
+      </w:pPr>
+      <w:r>
+        <w:rPr>
+          <w:rFonts w:ascii="Arial" w:cs="Arial" w:eastAsia="Arial" w:hAnsi="Arial"/>
+          <w:sz w:val="19"/>
+          <w:szCs w:val="19"/>
+        </w:rPr>
+        <w:t xml:space="preserve">Laurent, A. D.; Jacquemin, D. TD-DFT Benchmarks: A Review. Int. J. Quantum Chem. 2013, 113, 2019-2039.</w:t>
+      </w:r>
+    </w:p>
+    <w:p>
+      <w:pPr>
+        <w:spacing w:after="200"/>
+      </w:pPr>
+    </w:p>
+    <w:tbl>
+      <w:tblPr>
+        <w:tblW w:type="dxa" w:w="9360"/>
+        <w:tblBorders>
+          <w:top w:val="single" w:color="auto" w:sz="4"/>
+          <w:left w:val="single" w:color="auto" w:sz="4"/>
+          <w:bottom w:val="single" w:color="auto" w:sz="4"/>
+          <w:right w:val="single" w:color="auto" w:sz="4"/>
+          <w:insideH w:val="single" w:color="auto" w:sz="4"/>
+          <w:insideV w:val="single" w:color="auto" w:sz="4"/>
+        </w:tblBorders>
+      </w:tblPr>
+      <w:tblGrid>
+        <w:gridCol w:w="9360"/>
+      </w:tblGrid>
+      <w:tr>
+        <w:tc>
+          <w:tcPr>
+            <w:tcW w:type="dxa" w:w="9360"/>
+            <w:tcBorders>
+              <w:top w:val="single" w:color="AAAAAA" w:sz="1"/>
+              <w:left w:val="single" w:color="AAAAAA" w:sz="1"/>
+              <w:bottom w:val="single" w:color="AAAAAA" w:sz="1"/>
+              <w:right w:val="single" w:color="AAAAAA" w:sz="1"/>
+            </w:tcBorders>
+            <w:shd w:fill="FFF3CD" w:val="clear"/>
+            <w:tcMar>
+              <w:top w:type="dxa" w:w="80"/>
+              <w:left w:type="dxa" w:w="160"/>
+              <w:bottom w:type="dxa" w:w="80"/>
+              <w:right w:type="dxa" w:w="160"/>
+            </w:tcMar>
+          </w:tcPr>
+          <w:p>
+            <w:pPr>
+              <w:spacing w:after="60"/>
+            </w:pPr>
+            <w:r>
+              <w:rPr>
+                <w:rFonts w:ascii="Arial" w:cs="Arial" w:eastAsia="Arial" w:hAnsi="Arial"/>
+                <w:b/>
+                <w:bCs/>
+                <w:sz w:val="20"/>
+                <w:szCs w:val="20"/>
+              </w:rPr>
+              <w:t xml:space="preserve">Script Quick Reference</w:t>
             </w:r>
           </w:p>
           <w:p>
@@ -4731,7 +4977,7 @@
                 <w:sz w:val="19"/>
                 <w:szCs w:val="19"/>
               </w:rPr>
-              <w:t xml:space="preserve">Stage 4: ./4-orca-solvent-opt.sh [--method --basis --disp --solvent --cpus] molecules.txt</w:t>
+              <w:t xml:space="preserve">Stage 1: ./1-orca-init-opt.sh [--method --basis --disp --cpus] molecules.txt</w:t>
             </w:r>
           </w:p>
           <w:p>
@@ -4744,7 +4990,7 @@
                 <w:sz w:val="19"/>
                 <w:szCs w:val="19"/>
               </w:rPr>
-              <w:t xml:space="preserve">Stage 5: ./5-orca-boltzmann-weight.sh [--temp --p-cut] molecules.txt</w:t>
+              <w:t xml:space="preserve">Stage 2: ./2-orca-conf-search.sh [--ecut --conf] molecules.txt</w:t>
             </w:r>
           </w:p>
           <w:p>
@@ -4757,7 +5003,7 @@
                 <w:sz w:val="19"/>
                 <w:szCs w:val="19"/>
               </w:rPr>
-              <w:t xml:space="preserve">Stage 6: ./6-orca-ecd.sh [--method --basis --disp --solvent --roots --cpus] molecules.txt</w:t>
+              <w:t xml:space="preserve">Stage 4: ./4-orca-solvent-opt.sh [--method --basis --disp --solvent --cpus] molecules.txt</w:t>
             </w:r>
           </w:p>
           <w:p>
@@ -4770,7 +5016,33 @@
                 <w:sz w:val="19"/>
                 <w:szCs w:val="19"/>
               </w:rPr>
-              <w:t xml:space="preserve">Plot (ECD): python3 or_ecd_uvvis_tools.py ephedrine/05_ecd/**/*.log --bw ephedrine/04_boltzmann/ephedrine_energies.dat --outdir ephedrine --stick</w:t>
+              <w:t xml:space="preserve">Stage 5: ./5-orca-boltzmann-weight.sh [--temp --p-cut] molecules.txt</w:t>
+            </w:r>
+          </w:p>
+          <w:p>
+            <w:pPr>
+              <w:spacing w:after="40"/>
+            </w:pPr>
+            <w:r>
+              <w:rPr>
+                <w:rFonts w:ascii="Arial" w:cs="Arial" w:eastAsia="Arial" w:hAnsi="Arial"/>
+                <w:sz w:val="19"/>
+                <w:szCs w:val="19"/>
+              </w:rPr>
+              <w:t xml:space="preserve">Stage 6: ./6-orca-ecd.sh [--method --basis --disp --solvent --roots --cpus] molecules.txt</w:t>
+            </w:r>
+          </w:p>
+          <w:p>
+            <w:pPr>
+              <w:spacing w:after="40"/>
+            </w:pPr>
+            <w:r>
+              <w:rPr>
+                <w:rFonts w:ascii="Arial" w:cs="Arial" w:eastAsia="Arial" w:hAnsi="Arial"/>
+                <w:sz w:val="19"/>
+                <w:szCs w:val="19"/>
+              </w:rPr>
+              <w:t xml:space="preserve">Plot (ECD): python3 or_ecd_uvvis_tools.py ephedrine/05_ecd/**/*.log --bw ephedrine/04_boltzmann/ephedrine_energies.dat --outdir ephedrine --stick --flip_x</w:t>
             </w:r>
           </w:p>
           <w:p>
